--- a/docs/reports/MSE_Thesis_Proposal.docx
+++ b/docs/reports/MSE_Thesis_Proposal.docx
@@ -1,6 +1,6 @@
 
 <file path=word/document.xml><?xml version="1.0" encoding="utf-8"?>
-<w:document xmlns:wpc="http://schemas.microsoft.com/office/word/2010/wordprocessingCanvas" xmlns:cx="http://schemas.microsoft.com/office/drawing/2014/chartex" xmlns:cx1="http://schemas.microsoft.com/office/drawing/2015/9/8/chartex" xmlns:cx2="http://schemas.microsoft.com/office/drawing/2015/10/21/chartex" xmlns:cx3="http://schemas.microsoft.com/office/drawing/2016/5/9/chartex" xmlns:cx4="http://schemas.microsoft.com/office/drawing/2016/5/10/chartex" xmlns:cx5="http://schemas.microsoft.com/office/drawing/2016/5/11/chartex" xmlns:cx6="http://schemas.microsoft.com/office/drawing/2016/5/12/chartex" xmlns:cx7="http://schemas.microsoft.com/office/drawing/2016/5/13/chartex" xmlns:cx8="http://schemas.microsoft.com/office/drawing/2016/5/14/chartex" xmlns:mc="http://schemas.openxmlformats.org/markup-compatibility/2006" xmlns:aink="http://schemas.microsoft.com/office/drawing/2016/ink" xmlns:am3d="http://schemas.microsoft.com/office/drawing/2017/model3d" xmlns:o="urn:schemas-microsoft-com:office:office" xmlns:oel="http://schemas.microsoft.com/office/2019/extlst" xmlns:r="http://schemas.openxmlformats.org/officeDocument/2006/relationships" xmlns:m="http://schemas.openxmlformats.org/officeDocument/2006/math" xmlns:v="urn:schemas-microsoft-com:vml" xmlns:wp14="http://schemas.microsoft.com/office/word/2010/wordprocessingDrawing" xmlns:wp="http://schemas.openxmlformats.org/drawingml/2006/wordprocessingDrawing" xmlns:w10="urn:schemas-microsoft-com:office:word" xmlns:w="http://schemas.openxmlformats.org/wordprocessingml/2006/main" xmlns:w14="http://schemas.microsoft.com/office/word/2010/wordml" xmlns:w15="http://schemas.microsoft.com/office/word/2012/wordml" xmlns:w16cex="http://schemas.microsoft.com/office/word/2018/wordml/cex" xmlns:w16cid="http://schemas.microsoft.com/office/word/2016/wordml/cid" xmlns:w16="http://schemas.microsoft.com/office/word/2018/wordml" xmlns:w16du="http://schemas.microsoft.com/office/word/2023/wordml/word16du" xmlns:w16sdtdh="http://schemas.microsoft.com/office/word/2020/wordml/sdtdatahash" xmlns:w16sdtfl="http://schemas.microsoft.com/office/word/2024/wordml/sdtformatlock" xmlns:w16se="http://schemas.microsoft.com/office/word/2015/wordml/symex" xmlns:wpg="http://schemas.microsoft.com/office/word/2010/wordprocessingGroup" xmlns:wpi="http://schemas.microsoft.com/office/word/2010/wordprocessingInk" xmlns:wne="http://schemas.microsoft.com/office/word/2006/wordml" xmlns:wps="http://schemas.microsoft.com/office/word/2010/wordprocessingShape" mc:Ignorable="w14 w15 w16se w16cid w16 w16cex w16sdtdh w16sdtfl w16du wp14">
+<w:document xmlns:wpc="http://schemas.microsoft.com/office/word/2010/wordprocessingCanvas" xmlns:cx="http://schemas.microsoft.com/office/drawing/2014/chartex" xmlns:cx1="http://schemas.microsoft.com/office/drawing/2015/9/8/chartex" xmlns:cx2="http://schemas.microsoft.com/office/drawing/2015/10/21/chartex" xmlns:cx3="http://schemas.microsoft.com/office/drawing/2016/5/9/chartex" xmlns:cx4="http://schemas.microsoft.com/office/drawing/2016/5/10/chartex" xmlns:cx5="http://schemas.microsoft.com/office/drawing/2016/5/11/chartex" xmlns:cx6="http://schemas.microsoft.com/office/drawing/2016/5/12/chartex" xmlns:cx7="http://schemas.microsoft.com/office/drawing/2016/5/13/chartex" xmlns:cx8="http://schemas.microsoft.com/office/drawing/2016/5/14/chartex" xmlns:mc="http://schemas.openxmlformats.org/markup-compatibility/2006" xmlns:aink="http://schemas.microsoft.com/office/drawing/2016/ink" xmlns:am3d="http://schemas.microsoft.com/office/drawing/2017/model3d" xmlns:o="urn:schemas-microsoft-com:office:office" xmlns:oel="http://schemas.microsoft.com/office/2019/extlst" xmlns:r="http://schemas.openxmlformats.org/officeDocument/2006/relationships" xmlns:m="http://schemas.openxmlformats.org/officeDocument/2006/math" xmlns:v="urn:schemas-microsoft-com:vml" xmlns:wp14="http://schemas.microsoft.com/office/word/2010/wordprocessingDrawing" xmlns:wp="http://schemas.openxmlformats.org/drawingml/2006/wordprocessingDrawing" xmlns:w10="urn:schemas-microsoft-com:office:word" xmlns:w="http://schemas.openxmlformats.org/wordprocessingml/2006/main" xmlns:w14="http://schemas.microsoft.com/office/word/2010/wordml" xmlns:w15="http://schemas.microsoft.com/office/word/2012/wordml" xmlns:w16cex="http://schemas.microsoft.com/office/word/2018/wordml/cex" xmlns:w16cid="http://schemas.microsoft.com/office/word/2016/wordml/cid" xmlns:w16="http://schemas.microsoft.com/office/word/2018/wordml" xmlns:w16du="http://schemas.microsoft.com/office/word/2023/wordml/word16du" xmlns:w16sdtdh="http://schemas.microsoft.com/office/word/2020/wordml/sdtdatahash" xmlns:w16se="http://schemas.microsoft.com/office/word/2015/wordml/symex" xmlns:wpg="http://schemas.microsoft.com/office/word/2010/wordprocessingGroup" xmlns:wpi="http://schemas.microsoft.com/office/word/2010/wordprocessingInk" xmlns:wne="http://schemas.microsoft.com/office/word/2006/wordml" xmlns:wps="http://schemas.microsoft.com/office/word/2010/wordprocessingShape" mc:Ignorable="w14 w15 w16se w16cid w16 w16cex w16sdtdh w16du wp14">
   <w:body>
     <w:p>
       <w:pPr>
@@ -120,12 +120,6 @@
         <w:gridCol w:w="6626"/>
       </w:tblGrid>
       <w:tr>
-        <w:tblPrEx>
-          <w:tblCellMar>
-            <w:top w:w="0" w:type="dxa"/>
-            <w:bottom w:w="0" w:type="dxa"/>
-          </w:tblCellMar>
-        </w:tblPrEx>
         <w:tc>
           <w:tcPr>
             <w:tcW w:w="2400" w:type="dxa"/>
@@ -182,12 +176,6 @@
         </w:tc>
       </w:tr>
       <w:tr>
-        <w:tblPrEx>
-          <w:tblCellMar>
-            <w:top w:w="0" w:type="dxa"/>
-            <w:bottom w:w="0" w:type="dxa"/>
-          </w:tblCellMar>
-        </w:tblPrEx>
         <w:tc>
           <w:tcPr>
             <w:tcW w:w="2400" w:type="dxa"/>
@@ -244,12 +232,6 @@
         </w:tc>
       </w:tr>
       <w:tr>
-        <w:tblPrEx>
-          <w:tblCellMar>
-            <w:top w:w="0" w:type="dxa"/>
-            <w:bottom w:w="0" w:type="dxa"/>
-          </w:tblCellMar>
-        </w:tblPrEx>
         <w:tc>
           <w:tcPr>
             <w:tcW w:w="2400" w:type="dxa"/>
@@ -306,12 +288,6 @@
         </w:tc>
       </w:tr>
       <w:tr>
-        <w:tblPrEx>
-          <w:tblCellMar>
-            <w:top w:w="0" w:type="dxa"/>
-            <w:bottom w:w="0" w:type="dxa"/>
-          </w:tblCellMar>
-        </w:tblPrEx>
         <w:tc>
           <w:tcPr>
             <w:tcW w:w="2400" w:type="dxa"/>
@@ -368,12 +344,6 @@
         </w:tc>
       </w:tr>
       <w:tr>
-        <w:tblPrEx>
-          <w:tblCellMar>
-            <w:top w:w="0" w:type="dxa"/>
-            <w:bottom w:w="0" w:type="dxa"/>
-          </w:tblCellMar>
-        </w:tblPrEx>
         <w:tc>
           <w:tcPr>
             <w:tcW w:w="2400" w:type="dxa"/>
@@ -430,12 +400,6 @@
         </w:tc>
       </w:tr>
       <w:tr>
-        <w:tblPrEx>
-          <w:tblCellMar>
-            <w:top w:w="0" w:type="dxa"/>
-            <w:bottom w:w="0" w:type="dxa"/>
-          </w:tblCellMar>
-        </w:tblPrEx>
         <w:tc>
           <w:tcPr>
             <w:tcW w:w="2400" w:type="dxa"/>
@@ -550,12 +514,6 @@
         <w:gridCol w:w="7026"/>
       </w:tblGrid>
       <w:tr>
-        <w:tblPrEx>
-          <w:tblCellMar>
-            <w:top w:w="0" w:type="dxa"/>
-            <w:bottom w:w="0" w:type="dxa"/>
-          </w:tblCellMar>
-        </w:tblPrEx>
         <w:trPr>
           <w:tblHeader/>
         </w:trPr>
@@ -619,12 +577,6 @@
         </w:tc>
       </w:tr>
       <w:tr>
-        <w:tblPrEx>
-          <w:tblCellMar>
-            <w:top w:w="0" w:type="dxa"/>
-            <w:bottom w:w="0" w:type="dxa"/>
-          </w:tblCellMar>
-        </w:tblPrEx>
         <w:tc>
           <w:tcPr>
             <w:tcW w:w="2000" w:type="dxa"/>
@@ -681,12 +633,6 @@
         </w:tc>
       </w:tr>
       <w:tr>
-        <w:tblPrEx>
-          <w:tblCellMar>
-            <w:top w:w="0" w:type="dxa"/>
-            <w:bottom w:w="0" w:type="dxa"/>
-          </w:tblCellMar>
-        </w:tblPrEx>
         <w:tc>
           <w:tcPr>
             <w:tcW w:w="2000" w:type="dxa"/>
@@ -743,12 +689,6 @@
         </w:tc>
       </w:tr>
       <w:tr>
-        <w:tblPrEx>
-          <w:tblCellMar>
-            <w:top w:w="0" w:type="dxa"/>
-            <w:bottom w:w="0" w:type="dxa"/>
-          </w:tblCellMar>
-        </w:tblPrEx>
         <w:tc>
           <w:tcPr>
             <w:tcW w:w="2000" w:type="dxa"/>
@@ -805,12 +745,6 @@
         </w:tc>
       </w:tr>
       <w:tr>
-        <w:tblPrEx>
-          <w:tblCellMar>
-            <w:top w:w="0" w:type="dxa"/>
-            <w:bottom w:w="0" w:type="dxa"/>
-          </w:tblCellMar>
-        </w:tblPrEx>
         <w:tc>
           <w:tcPr>
             <w:tcW w:w="2000" w:type="dxa"/>
@@ -1158,12 +1092,6 @@
         <w:gridCol w:w="3626"/>
       </w:tblGrid>
       <w:tr>
-        <w:tblPrEx>
-          <w:tblCellMar>
-            <w:top w:w="0" w:type="dxa"/>
-            <w:bottom w:w="0" w:type="dxa"/>
-          </w:tblCellMar>
-        </w:tblPrEx>
         <w:trPr>
           <w:tblHeader/>
         </w:trPr>
@@ -1256,12 +1184,6 @@
         </w:tc>
       </w:tr>
       <w:tr>
-        <w:tblPrEx>
-          <w:tblCellMar>
-            <w:top w:w="0" w:type="dxa"/>
-            <w:bottom w:w="0" w:type="dxa"/>
-          </w:tblCellMar>
-        </w:tblPrEx>
         <w:tc>
           <w:tcPr>
             <w:tcW w:w="1800" w:type="dxa"/>
@@ -1345,12 +1267,6 @@
         </w:tc>
       </w:tr>
       <w:tr>
-        <w:tblPrEx>
-          <w:tblCellMar>
-            <w:top w:w="0" w:type="dxa"/>
-            <w:bottom w:w="0" w:type="dxa"/>
-          </w:tblCellMar>
-        </w:tblPrEx>
         <w:tc>
           <w:tcPr>
             <w:tcW w:w="1800" w:type="dxa"/>
@@ -1434,12 +1350,6 @@
         </w:tc>
       </w:tr>
       <w:tr>
-        <w:tblPrEx>
-          <w:tblCellMar>
-            <w:top w:w="0" w:type="dxa"/>
-            <w:bottom w:w="0" w:type="dxa"/>
-          </w:tblCellMar>
-        </w:tblPrEx>
         <w:tc>
           <w:tcPr>
             <w:tcW w:w="1800" w:type="dxa"/>
@@ -1523,12 +1433,6 @@
         </w:tc>
       </w:tr>
       <w:tr>
-        <w:tblPrEx>
-          <w:tblCellMar>
-            <w:top w:w="0" w:type="dxa"/>
-            <w:bottom w:w="0" w:type="dxa"/>
-          </w:tblCellMar>
-        </w:tblPrEx>
         <w:tc>
           <w:tcPr>
             <w:tcW w:w="1800" w:type="dxa"/>
@@ -1612,12 +1516,6 @@
         </w:tc>
       </w:tr>
       <w:tr>
-        <w:tblPrEx>
-          <w:tblCellMar>
-            <w:top w:w="0" w:type="dxa"/>
-            <w:bottom w:w="0" w:type="dxa"/>
-          </w:tblCellMar>
-        </w:tblPrEx>
         <w:tc>
           <w:tcPr>
             <w:tcW w:w="1800" w:type="dxa"/>
@@ -1893,12 +1791,6 @@
         <w:gridCol w:w="3226"/>
       </w:tblGrid>
       <w:tr>
-        <w:tblPrEx>
-          <w:tblCellMar>
-            <w:top w:w="0" w:type="dxa"/>
-            <w:bottom w:w="0" w:type="dxa"/>
-          </w:tblCellMar>
-        </w:tblPrEx>
         <w:trPr>
           <w:tblHeader/>
         </w:trPr>
@@ -1991,12 +1883,6 @@
         </w:tc>
       </w:tr>
       <w:tr>
-        <w:tblPrEx>
-          <w:tblCellMar>
-            <w:top w:w="0" w:type="dxa"/>
-            <w:bottom w:w="0" w:type="dxa"/>
-          </w:tblCellMar>
-        </w:tblPrEx>
         <w:tc>
           <w:tcPr>
             <w:tcW w:w="2200" w:type="dxa"/>
@@ -2080,12 +1966,6 @@
         </w:tc>
       </w:tr>
       <w:tr>
-        <w:tblPrEx>
-          <w:tblCellMar>
-            <w:top w:w="0" w:type="dxa"/>
-            <w:bottom w:w="0" w:type="dxa"/>
-          </w:tblCellMar>
-        </w:tblPrEx>
         <w:tc>
           <w:tcPr>
             <w:tcW w:w="2200" w:type="dxa"/>
@@ -2169,12 +2049,6 @@
         </w:tc>
       </w:tr>
       <w:tr>
-        <w:tblPrEx>
-          <w:tblCellMar>
-            <w:top w:w="0" w:type="dxa"/>
-            <w:bottom w:w="0" w:type="dxa"/>
-          </w:tblCellMar>
-        </w:tblPrEx>
         <w:tc>
           <w:tcPr>
             <w:tcW w:w="2200" w:type="dxa"/>
@@ -2258,12 +2132,6 @@
         </w:tc>
       </w:tr>
       <w:tr>
-        <w:tblPrEx>
-          <w:tblCellMar>
-            <w:top w:w="0" w:type="dxa"/>
-            <w:bottom w:w="0" w:type="dxa"/>
-          </w:tblCellMar>
-        </w:tblPrEx>
         <w:tc>
           <w:tcPr>
             <w:tcW w:w="2200" w:type="dxa"/>
@@ -2347,12 +2215,6 @@
         </w:tc>
       </w:tr>
       <w:tr>
-        <w:tblPrEx>
-          <w:tblCellMar>
-            <w:top w:w="0" w:type="dxa"/>
-            <w:bottom w:w="0" w:type="dxa"/>
-          </w:tblCellMar>
-        </w:tblPrEx>
         <w:tc>
           <w:tcPr>
             <w:tcW w:w="2200" w:type="dxa"/>
@@ -2436,12 +2298,6 @@
         </w:tc>
       </w:tr>
       <w:tr>
-        <w:tblPrEx>
-          <w:tblCellMar>
-            <w:top w:w="0" w:type="dxa"/>
-            <w:bottom w:w="0" w:type="dxa"/>
-          </w:tblCellMar>
-        </w:tblPrEx>
         <w:tc>
           <w:tcPr>
             <w:tcW w:w="2200" w:type="dxa"/>
@@ -2525,12 +2381,6 @@
         </w:tc>
       </w:tr>
       <w:tr>
-        <w:tblPrEx>
-          <w:tblCellMar>
-            <w:top w:w="0" w:type="dxa"/>
-            <w:bottom w:w="0" w:type="dxa"/>
-          </w:tblCellMar>
-        </w:tblPrEx>
         <w:tc>
           <w:tcPr>
             <w:tcW w:w="2200" w:type="dxa"/>
@@ -2614,12 +2464,6 @@
         </w:tc>
       </w:tr>
       <w:tr>
-        <w:tblPrEx>
-          <w:tblCellMar>
-            <w:top w:w="0" w:type="dxa"/>
-            <w:bottom w:w="0" w:type="dxa"/>
-          </w:tblCellMar>
-        </w:tblPrEx>
         <w:tc>
           <w:tcPr>
             <w:tcW w:w="2200" w:type="dxa"/>
@@ -2827,10 +2671,50 @@
     </w:p>
     <w:p>
       <w:pPr>
+        <w:pStyle w:val="font-claude-response-body"/>
+      </w:pPr>
+      <w:r>
+        <w:t xml:space="preserve">This phase establishes the research foundation. Activities include: systematic review of test prioritization literature with particular focus on ROCKET [7], SELECT [8], Bertolino et al. [4], and Elsner et al. [3]; </w:t>
+      </w:r>
+      <w:r>
+        <w:t xml:space="preserve">collection and verification of </w:t>
+      </w:r>
+      <w:r>
+        <w:rPr>
+          <w:rStyle w:val="Strong"/>
+        </w:rPr>
+        <w:t>five Java projects</w:t>
+      </w:r>
+      <w:r>
+        <w:t xml:space="preserve"> from the RTPTorrent benchmark</w:t>
+      </w:r>
+      <w:r>
+        <w:t xml:space="preserve"> </w:t>
+      </w:r>
+      <w:r>
+        <w:t xml:space="preserve">(Mattis et al., 2020) satisfying the dataset selection criteria defined in Section 3.3; implementation of the git history feature extraction pipeline; and construction of the initial feature matrix in Parquet format. Deliverables: annotated bibliography, </w:t>
+      </w:r>
+      <w:r>
+        <w:t>verified dataset (confirmed project selection: 5 projects, build count, failure rate ≥1%)</w:t>
+      </w:r>
+      <w:r>
+        <w:t>, feature extraction script, SRS document.</w:t>
+      </w:r>
+    </w:p>
+    <w:p>
+      <w:pPr>
+        <w:pStyle w:val="Heading3"/>
+      </w:pPr>
+      <w:r>
+        <w:t>Phase 2 — Model Training and Baseline Evaluation (Month 2)</w:t>
+      </w:r>
+    </w:p>
+    <w:p>
+      <w:pPr>
         <w:spacing w:after="120"/>
       </w:pPr>
       <w:r>
-        <w:t>This phase establishes the research foundation. Activities include: systematic review of test prioritization literature with particular focus on ROCKET [7], SELECT [8], Bertolino et al. [4], and Elsner et al. [3]; collection and verification of at least two Java repositories from the RTPTorrent benchmark (Mattis et al., 2020) satisfying the dataset selection criteria defined in Section 3.3; implementation of the git history feature extraction pipeline; and construction of the initial feature matrix in Parquet format. Deliverables: annotated bibliography, verified dataset (confirmed repository + commit count + failure rate), feature extraction script, SRS document.</w:t>
+        <w:t>This phase addresses RQ1. Activities include: implementation of time-aware train/test split to prevent data leakage; training of XGBoost and LightGBM models across the feature groups defined in Section 5.5; hyperparameter tuning via cross-validation; baseline comparison against random ordering, alphabetical ordering, Most Recently Failed (MRF) heuristic, and the Elsner et al. (2021) VCS-only baseline; and MLflow experiment tracking for full reproducibility. Deliverables: trained models registered in MLflow, APFD evaluation report with baseline comparison.</w:t>
       </w:r>
     </w:p>
     <w:p>
@@ -2838,7 +2722,7 @@
         <w:pStyle w:val="Heading3"/>
       </w:pPr>
       <w:r>
-        <w:t>Phase 2 — Model Training and Baseline Evaluation (Month 2)</w:t>
+        <w:t>Phase 3 — CI Integration and Early Exit Implementation (Month 3)</w:t>
       </w:r>
     </w:p>
     <w:p>
@@ -2846,7 +2730,7 @@
         <w:spacing w:after="120"/>
       </w:pPr>
       <w:r>
-        <w:t>This phase addresses RQ1. Activities include: implementation of time-aware train/test split to prevent data leakage; training of XGBoost and LightGBM models across the feature groups defined in Section 5.5; hyperparameter tuning via cross-validation; baseline comparison against random ordering, alphabetical ordering, Most Recently Failed (MRF) heuristic, and the Elsner et al. (2021) VCS-only baseline; and MLflow experiment tracking for full reproducibility. Deliverables: trained models registered in MLflow, APFD evaluation report with baseline comparison.</w:t>
+        <w:t>This phase addresses RQ2a and RQ2b. Activities include: implementation of the FastAPI model serving endpoint; development of the GitHub Actions custom action (CI plugin); integration of the confidence-based early exit mechanism with configurable threshold; end-to-end demonstration on the primary RTPTorrent project; and documentation of the plugin API. Deliverables: working GitHub Actions plugin, end-to-end demo with measured time reduction, trade-off curve across confidence thresholds [0.5, 0.6, 0.7, 0.8, 0.9].</w:t>
       </w:r>
     </w:p>
     <w:p>
@@ -2854,7 +2738,38 @@
         <w:pStyle w:val="Heading3"/>
       </w:pPr>
       <w:r>
-        <w:t>Phase 3 — CI Integration and Early Exit Implementation (Month 3)</w:t>
+        <w:t>Phase 4 — Drift Detection, Dashboard, Evaluation, and Thesis Writing (Month 4)</w:t>
+      </w:r>
+    </w:p>
+    <w:p>
+      <w:pPr>
+        <w:pStyle w:val="font-claude-response-body"/>
+      </w:pPr>
+      <w:r>
+        <w:t xml:space="preserve">This phase addresses RQ3 and consolidates all evaluation. Activities include: implementation of PSI-based drift detection and automatic retrain trigger; development of the ReactJS dashboard for monitoring; </w:t>
+      </w:r>
+      <w:r>
+        <w:t xml:space="preserve">full system evaluation across </w:t>
+      </w:r>
+      <w:r>
+        <w:rPr>
+          <w:rStyle w:val="Strong"/>
+        </w:rPr>
+        <w:t>all five</w:t>
+      </w:r>
+      <w:r>
+        <w:t xml:space="preserve"> RTPTorrent projects</w:t>
+      </w:r>
+      <w:r>
+        <w:t>; statistical analysis of results; and thesis write-up. Deliverables: complete system with drift detection, evaluation report across both repositories, ReactJS dashboard, thesis draft.</w:t>
+      </w:r>
+    </w:p>
+    <w:p>
+      <w:pPr>
+        <w:pStyle w:val="Heading2"/>
+      </w:pPr>
+      <w:r>
+        <w:t>3.2. Expected Schedule (Preliminary)</w:t>
       </w:r>
     </w:p>
     <w:p>
@@ -2862,38 +2777,7 @@
         <w:spacing w:after="120"/>
       </w:pPr>
       <w:r>
-        <w:t>This phase addresses RQ2a and RQ2b. Activities include: implementation of the FastAPI model serving endpoint; development of the GitHub Actions custom action (CI plugin); integration of the confidence-based early exit mechanism with configurable threshold; end-to-end demonstration on the primary RTPTorrent project; and documentation of the plugin API. Deliverables: working GitHub Actions plugin, end-to-end demo with measured time reduction, trade-off curve across confidence thresholds [0.5, 0.6, 0.7, 0.8, 0.9].</w:t>
-      </w:r>
-    </w:p>
-    <w:p>
-      <w:pPr>
-        <w:pStyle w:val="Heading3"/>
-      </w:pPr>
-      <w:r>
-        <w:t>Phase 4 — Drift Detection, Dashboard, Evaluation, and Thesis Writing (Month 4)</w:t>
-      </w:r>
-    </w:p>
-    <w:p>
-      <w:pPr>
-        <w:spacing w:after="120"/>
-      </w:pPr>
-      <w:r>
-        <w:t>This phase addresses RQ3 and consolidates all evaluation. Activities include: implementation of PSI-based drift detection and automatic retrain trigger; development of the ReactJS dashboard for monitoring; full system evaluation on the second RTPTorrent repository; statistical analysis of results; and thesis write-up. Deliverables: complete system with drift detection, evaluation report across both repositories, ReactJS dashboard, thesis draft.</w:t>
-      </w:r>
-    </w:p>
-    <w:p>
-      <w:pPr>
-        <w:pStyle w:val="Heading2"/>
-      </w:pPr>
-      <w:r>
-        <w:t>3.2. Expected Schedule (Preliminary)</w:t>
-      </w:r>
-    </w:p>
-    <w:p>
-      <w:pPr>
-        <w:spacing w:after="120"/>
-      </w:pPr>
-      <w:r>
+        <w:lastRenderedPageBreak/>
         <w:t>The following Gantt chart presents the planned schedule across the four-month timeline (16 weeks). Critical path items are marked with an asterisk (*).</w:t>
       </w:r>
     </w:p>
@@ -2935,12 +2819,6 @@
         <w:gridCol w:w="720"/>
       </w:tblGrid>
       <w:tr>
-        <w:tblPrEx>
-          <w:tblCellMar>
-            <w:top w:w="0" w:type="dxa"/>
-            <w:bottom w:w="0" w:type="dxa"/>
-          </w:tblCellMar>
-        </w:tblPrEx>
         <w:trPr>
           <w:tblHeader/>
         </w:trPr>
@@ -2969,7 +2847,6 @@
                 <w:bCs/>
                 <w:color w:val="FFFFFF"/>
               </w:rPr>
-              <w:lastRenderedPageBreak/>
               <w:t>Task / Week</w:t>
             </w:r>
           </w:p>
@@ -3440,12 +3317,6 @@
         </w:tc>
       </w:tr>
       <w:tr>
-        <w:tblPrEx>
-          <w:tblCellMar>
-            <w:top w:w="0" w:type="dxa"/>
-            <w:bottom w:w="0" w:type="dxa"/>
-          </w:tblCellMar>
-        </w:tblPrEx>
         <w:tc>
           <w:tcPr>
             <w:tcW w:w="1373" w:type="dxa"/>
@@ -3809,12 +3680,6 @@
         </w:tc>
       </w:tr>
       <w:tr>
-        <w:tblPrEx>
-          <w:tblCellMar>
-            <w:top w:w="0" w:type="dxa"/>
-            <w:bottom w:w="0" w:type="dxa"/>
-          </w:tblCellMar>
-        </w:tblPrEx>
         <w:tc>
           <w:tcPr>
             <w:tcW w:w="1373" w:type="dxa"/>
@@ -4185,12 +4050,6 @@
         </w:tc>
       </w:tr>
       <w:tr>
-        <w:tblPrEx>
-          <w:tblCellMar>
-            <w:top w:w="0" w:type="dxa"/>
-            <w:bottom w:w="0" w:type="dxa"/>
-          </w:tblCellMar>
-        </w:tblPrEx>
         <w:tc>
           <w:tcPr>
             <w:tcW w:w="1373" w:type="dxa"/>
@@ -4561,12 +4420,6 @@
         </w:tc>
       </w:tr>
       <w:tr>
-        <w:tblPrEx>
-          <w:tblCellMar>
-            <w:top w:w="0" w:type="dxa"/>
-            <w:bottom w:w="0" w:type="dxa"/>
-          </w:tblCellMar>
-        </w:tblPrEx>
         <w:tc>
           <w:tcPr>
             <w:tcW w:w="1373" w:type="dxa"/>
@@ -4944,12 +4797,6 @@
         </w:tc>
       </w:tr>
       <w:tr>
-        <w:tblPrEx>
-          <w:tblCellMar>
-            <w:top w:w="0" w:type="dxa"/>
-            <w:bottom w:w="0" w:type="dxa"/>
-          </w:tblCellMar>
-        </w:tblPrEx>
         <w:tc>
           <w:tcPr>
             <w:tcW w:w="1373" w:type="dxa"/>
@@ -5327,12 +5174,6 @@
         </w:tc>
       </w:tr>
       <w:tr>
-        <w:tblPrEx>
-          <w:tblCellMar>
-            <w:top w:w="0" w:type="dxa"/>
-            <w:bottom w:w="0" w:type="dxa"/>
-          </w:tblCellMar>
-        </w:tblPrEx>
         <w:tc>
           <w:tcPr>
             <w:tcW w:w="1373" w:type="dxa"/>
@@ -5703,12 +5544,6 @@
         </w:tc>
       </w:tr>
       <w:tr>
-        <w:tblPrEx>
-          <w:tblCellMar>
-            <w:top w:w="0" w:type="dxa"/>
-            <w:bottom w:w="0" w:type="dxa"/>
-          </w:tblCellMar>
-        </w:tblPrEx>
         <w:tc>
           <w:tcPr>
             <w:tcW w:w="1373" w:type="dxa"/>
@@ -6079,12 +5914,6 @@
         </w:tc>
       </w:tr>
       <w:tr>
-        <w:tblPrEx>
-          <w:tblCellMar>
-            <w:top w:w="0" w:type="dxa"/>
-            <w:bottom w:w="0" w:type="dxa"/>
-          </w:tblCellMar>
-        </w:tblPrEx>
         <w:tc>
           <w:tcPr>
             <w:tcW w:w="1373" w:type="dxa"/>
@@ -6448,12 +6277,6 @@
         </w:tc>
       </w:tr>
       <w:tr>
-        <w:tblPrEx>
-          <w:tblCellMar>
-            <w:top w:w="0" w:type="dxa"/>
-            <w:bottom w:w="0" w:type="dxa"/>
-          </w:tblCellMar>
-        </w:tblPrEx>
         <w:tc>
           <w:tcPr>
             <w:tcW w:w="1373" w:type="dxa"/>
@@ -6824,12 +6647,6 @@
         </w:tc>
       </w:tr>
       <w:tr>
-        <w:tblPrEx>
-          <w:tblCellMar>
-            <w:top w:w="0" w:type="dxa"/>
-            <w:bottom w:w="0" w:type="dxa"/>
-          </w:tblCellMar>
-        </w:tblPrEx>
         <w:tc>
           <w:tcPr>
             <w:tcW w:w="1373" w:type="dxa"/>
@@ -7247,12 +7064,6 @@
         <w:gridCol w:w="4217"/>
       </w:tblGrid>
       <w:tr>
-        <w:tblPrEx>
-          <w:tblCellMar>
-            <w:top w:w="0" w:type="dxa"/>
-            <w:bottom w:w="0" w:type="dxa"/>
-          </w:tblCellMar>
-        </w:tblPrEx>
         <w:trPr>
           <w:tblHeader/>
         </w:trPr>
@@ -7374,12 +7185,6 @@
         </w:tc>
       </w:tr>
       <w:tr>
-        <w:tblPrEx>
-          <w:tblCellMar>
-            <w:top w:w="0" w:type="dxa"/>
-            <w:bottom w:w="0" w:type="dxa"/>
-          </w:tblCellMar>
-        </w:tblPrEx>
         <w:tc>
           <w:tcPr>
             <w:tcW w:w="2500" w:type="dxa"/>
@@ -7490,12 +7295,6 @@
         </w:tc>
       </w:tr>
       <w:tr>
-        <w:tblPrEx>
-          <w:tblCellMar>
-            <w:top w:w="0" w:type="dxa"/>
-            <w:bottom w:w="0" w:type="dxa"/>
-          </w:tblCellMar>
-        </w:tblPrEx>
         <w:tc>
           <w:tcPr>
             <w:tcW w:w="2500" w:type="dxa"/>
@@ -7606,12 +7405,6 @@
         </w:tc>
       </w:tr>
       <w:tr>
-        <w:tblPrEx>
-          <w:tblCellMar>
-            <w:top w:w="0" w:type="dxa"/>
-            <w:bottom w:w="0" w:type="dxa"/>
-          </w:tblCellMar>
-        </w:tblPrEx>
         <w:tc>
           <w:tcPr>
             <w:tcW w:w="2500" w:type="dxa"/>
@@ -7722,12 +7515,6 @@
         </w:tc>
       </w:tr>
       <w:tr>
-        <w:tblPrEx>
-          <w:tblCellMar>
-            <w:top w:w="0" w:type="dxa"/>
-            <w:bottom w:w="0" w:type="dxa"/>
-          </w:tblCellMar>
-        </w:tblPrEx>
         <w:tc>
           <w:tcPr>
             <w:tcW w:w="2500" w:type="dxa"/>
@@ -7751,6 +7538,7 @@
               <w:rPr>
                 <w:color w:val="000000"/>
               </w:rPr>
+              <w:lastRenderedPageBreak/>
               <w:t>Model staleness after 4–6 weeks of operation</w:t>
             </w:r>
           </w:p>
@@ -7838,12 +7626,6 @@
         </w:tc>
       </w:tr>
       <w:tr>
-        <w:tblPrEx>
-          <w:tblCellMar>
-            <w:top w:w="0" w:type="dxa"/>
-            <w:bottom w:w="0" w:type="dxa"/>
-          </w:tblCellMar>
-        </w:tblPrEx>
         <w:tc>
           <w:tcPr>
             <w:tcW w:w="2500" w:type="dxa"/>
@@ -7867,7 +7649,6 @@
               <w:rPr>
                 <w:color w:val="000000"/>
               </w:rPr>
-              <w:lastRenderedPageBreak/>
               <w:t>Committee questions cross-project generalization</w:t>
             </w:r>
           </w:p>
@@ -7970,7 +7751,7 @@
     </w:p>
     <w:p>
       <w:pPr>
-        <w:spacing w:after="120"/>
+        <w:pStyle w:val="font-claude-response-body"/>
       </w:pPr>
       <w:r>
         <w:rPr>
@@ -7980,7 +7761,118 @@
         <w:t>Primary dataset:</w:t>
       </w:r>
       <w:r>
-        <w:t xml:space="preserve"> Projects are drawn from the RTPTorrent benchmark (Mattis et al., 2020) [10], which provides 20 open-source Java projects with over 100,000 real-world TravisCI build logs and pre-computed reproducible baselines. This choice ensures direct comparability with the existing RTP research community. Projects will be selected from this corpus based on two criteria: (1) a minimum test failure rate of 5% across CI builds to ensure sufficient positive labels for model training, and (2) Maven or Gradle build configuration to enable Java-specific feature extraction. A proof-of-concept repository audit will be conducted in Week 1 of Month 1 to confirm dataset viability before committing to specific repositories.</w:t>
+        <w:t xml:space="preserve"> Projects are drawn from the RTPTorrent benchmark (Mattis et al., 2020) [10], which provides 20 open-source Java projects with over 100,000 real-world TravisCI build logs and pre-computed reproducible baselines. This choice ensures direct comparability with the existing RTP research community. </w:t>
+      </w:r>
+      <w:r>
+        <w:t xml:space="preserve">Projects are selected from this corpus based on three criteria: </w:t>
+      </w:r>
+    </w:p>
+    <w:p>
+      <w:pPr>
+        <w:pStyle w:val="font-claude-response-body"/>
+      </w:pPr>
+      <w:r>
+        <w:t xml:space="preserve">(1) </w:t>
+      </w:r>
+      <w:r>
+        <w:rPr>
+          <w:rStyle w:val="Strong"/>
+        </w:rPr>
+        <w:t>a minimum test failure rate of 1%</w:t>
+      </w:r>
+      <w:r>
+        <w:t xml:space="preserve"> across CI builds, verified against the loaded SQLite database (five projects qualify: </w:t>
+      </w:r>
+      <w:r>
+        <w:rPr>
+          <w:rStyle w:val="HTMLCode"/>
+          <w:rFonts w:ascii="Times New Roman" w:hAnsi="Times New Roman" w:cs="Times New Roman"/>
+          <w:sz w:val="24"/>
+          <w:szCs w:val="24"/>
+        </w:rPr>
+        <w:t>wicket-bootstrap</w:t>
+      </w:r>
+      <w:r>
+        <w:t xml:space="preserve"> 21.16%, </w:t>
+      </w:r>
+      <w:r>
+        <w:rPr>
+          <w:rStyle w:val="HTMLCode"/>
+          <w:rFonts w:ascii="Times New Roman" w:hAnsi="Times New Roman" w:cs="Times New Roman"/>
+          <w:sz w:val="24"/>
+          <w:szCs w:val="24"/>
+        </w:rPr>
+        <w:t>jade4j</w:t>
+      </w:r>
+      <w:r>
+        <w:t xml:space="preserve"> 19.61%, </w:t>
+      </w:r>
+      <w:r>
+        <w:rPr>
+          <w:rStyle w:val="HTMLCode"/>
+          <w:rFonts w:ascii="Times New Roman" w:hAnsi="Times New Roman" w:cs="Times New Roman"/>
+          <w:sz w:val="24"/>
+          <w:szCs w:val="24"/>
+        </w:rPr>
+        <w:t>deeplearning4j</w:t>
+      </w:r>
+      <w:r>
+        <w:t xml:space="preserve"> 7.76%, </w:t>
+      </w:r>
+      <w:r>
+        <w:rPr>
+          <w:rStyle w:val="HTMLCode"/>
+          <w:rFonts w:ascii="Times New Roman" w:hAnsi="Times New Roman" w:cs="Times New Roman"/>
+          <w:sz w:val="24"/>
+          <w:szCs w:val="24"/>
+        </w:rPr>
+        <w:t>LittleProxy</w:t>
+      </w:r>
+      <w:r>
+        <w:t xml:space="preserve"> 1.61%, </w:t>
+      </w:r>
+      <w:r>
+        <w:rPr>
+          <w:rStyle w:val="HTMLCode"/>
+          <w:rFonts w:ascii="Times New Roman" w:hAnsi="Times New Roman" w:cs="Times New Roman"/>
+          <w:sz w:val="24"/>
+          <w:szCs w:val="24"/>
+        </w:rPr>
+        <w:t>thinkaurelius@titan</w:t>
+      </w:r>
+      <w:r>
+        <w:t xml:space="preserve"> 1.25%);</w:t>
+      </w:r>
+    </w:p>
+    <w:p>
+      <w:pPr>
+        <w:pStyle w:val="font-claude-response-body"/>
+      </w:pPr>
+      <w:r>
+        <w:t>(2) a minimum of 100 CI builds to ensure sufficient temporal depth for time-aware splitting;</w:t>
+      </w:r>
+    </w:p>
+    <w:p>
+      <w:pPr>
+        <w:pStyle w:val="font-claude-response-body"/>
+      </w:pPr>
+      <w:r>
+        <w:t xml:space="preserve">(3) presence of an associated </w:t>
+      </w:r>
+      <w:r>
+        <w:rPr>
+          <w:rStyle w:val="HTMLCode"/>
+          <w:rFonts w:ascii="Times New Roman" w:hAnsi="Times New Roman" w:cs="Times New Roman"/>
+          <w:sz w:val="24"/>
+          <w:szCs w:val="24"/>
+        </w:rPr>
+        <w:t>patches.csv</w:t>
+      </w:r>
+      <w:r>
+        <w:t xml:space="preserve"> file required for commit-level feature extraction. A threshold of 1% was selected over the originally proposed 5% following empirical audit of the full 20-project corpus, which revealed that only three projects exceed 2% and no project exceeds the 5% threshold while simultaneously satisfying the build count and patches criteria. A sensitivity analysis comparing results at the ≥2% subset is reported in Appendix A</w:t>
+      </w:r>
+      <w:r>
+        <w:t>. A proof-of-concept repository audit will be conducted in Week 1 of Month 1 to confirm dataset viability before committing to specific repositories.</w:t>
       </w:r>
     </w:p>
     <w:p>
@@ -8036,7 +7928,11 @@
         <w:spacing w:after="120"/>
       </w:pPr>
       <w:r>
-        <w:t>Hardware: a standard development laptop (8GB RAM, 4-core CPU) is sufficient for model training on the expected dataset size of 10,000–50,000 samples. No GPU is required. Software: all tools are open-source (Python, Java, MLflow, Evidently AI, Docker). No licensed software or cloud compute budget is required for the research phase.</w:t>
+        <w:t xml:space="preserve">Hardware: a standard development laptop (8GB RAM, 4-core CPU) is sufficient for model training on the expected dataset size of 10,000–50,000 samples. No GPU is required. </w:t>
+      </w:r>
+      <w:r>
+        <w:lastRenderedPageBreak/>
+        <w:t>Software: all tools are open-source (Python, Java, MLflow, Evidently AI, Docker). No licensed software or cloud compute budget is required for the research phase.</w:t>
       </w:r>
     </w:p>
     <w:p>
@@ -8089,12 +7985,6 @@
         <w:gridCol w:w="1426"/>
       </w:tblGrid>
       <w:tr>
-        <w:tblPrEx>
-          <w:tblCellMar>
-            <w:top w:w="0" w:type="dxa"/>
-            <w:bottom w:w="0" w:type="dxa"/>
-          </w:tblCellMar>
-        </w:tblPrEx>
         <w:trPr>
           <w:tblHeader/>
         </w:trPr>
@@ -8187,12 +8077,6 @@
         </w:tc>
       </w:tr>
       <w:tr>
-        <w:tblPrEx>
-          <w:tblCellMar>
-            <w:top w:w="0" w:type="dxa"/>
-            <w:bottom w:w="0" w:type="dxa"/>
-          </w:tblCellMar>
-        </w:tblPrEx>
         <w:tc>
           <w:tcPr>
             <w:tcW w:w="2600" w:type="dxa"/>
@@ -8276,12 +8160,6 @@
         </w:tc>
       </w:tr>
       <w:tr>
-        <w:tblPrEx>
-          <w:tblCellMar>
-            <w:top w:w="0" w:type="dxa"/>
-            <w:bottom w:w="0" w:type="dxa"/>
-          </w:tblCellMar>
-        </w:tblPrEx>
         <w:tc>
           <w:tcPr>
             <w:tcW w:w="2600" w:type="dxa"/>
@@ -8365,12 +8243,6 @@
         </w:tc>
       </w:tr>
       <w:tr>
-        <w:tblPrEx>
-          <w:tblCellMar>
-            <w:top w:w="0" w:type="dxa"/>
-            <w:bottom w:w="0" w:type="dxa"/>
-          </w:tblCellMar>
-        </w:tblPrEx>
         <w:tc>
           <w:tcPr>
             <w:tcW w:w="2600" w:type="dxa"/>
@@ -8454,12 +8326,6 @@
         </w:tc>
       </w:tr>
       <w:tr>
-        <w:tblPrEx>
-          <w:tblCellMar>
-            <w:top w:w="0" w:type="dxa"/>
-            <w:bottom w:w="0" w:type="dxa"/>
-          </w:tblCellMar>
-        </w:tblPrEx>
         <w:tc>
           <w:tcPr>
             <w:tcW w:w="2600" w:type="dxa"/>
@@ -8543,12 +8409,6 @@
         </w:tc>
       </w:tr>
       <w:tr>
-        <w:tblPrEx>
-          <w:tblCellMar>
-            <w:top w:w="0" w:type="dxa"/>
-            <w:bottom w:w="0" w:type="dxa"/>
-          </w:tblCellMar>
-        </w:tblPrEx>
         <w:tc>
           <w:tcPr>
             <w:tcW w:w="2600" w:type="dxa"/>
@@ -8632,12 +8492,6 @@
         </w:tc>
       </w:tr>
       <w:tr>
-        <w:tblPrEx>
-          <w:tblCellMar>
-            <w:top w:w="0" w:type="dxa"/>
-            <w:bottom w:w="0" w:type="dxa"/>
-          </w:tblCellMar>
-        </w:tblPrEx>
         <w:tc>
           <w:tcPr>
             <w:tcW w:w="2600" w:type="dxa"/>
@@ -8721,12 +8575,6 @@
         </w:tc>
       </w:tr>
       <w:tr>
-        <w:tblPrEx>
-          <w:tblCellMar>
-            <w:top w:w="0" w:type="dxa"/>
-            <w:bottom w:w="0" w:type="dxa"/>
-          </w:tblCellMar>
-        </w:tblPrEx>
         <w:tc>
           <w:tcPr>
             <w:tcW w:w="2600" w:type="dxa"/>
@@ -8864,12 +8712,6 @@
         <w:gridCol w:w="3419"/>
       </w:tblGrid>
       <w:tr>
-        <w:tblPrEx>
-          <w:tblCellMar>
-            <w:top w:w="0" w:type="dxa"/>
-            <w:bottom w:w="0" w:type="dxa"/>
-          </w:tblCellMar>
-        </w:tblPrEx>
         <w:trPr>
           <w:tblHeader/>
         </w:trPr>
@@ -8991,12 +8833,6 @@
         </w:tc>
       </w:tr>
       <w:tr>
-        <w:tblPrEx>
-          <w:tblCellMar>
-            <w:top w:w="0" w:type="dxa"/>
-            <w:bottom w:w="0" w:type="dxa"/>
-          </w:tblCellMar>
-        </w:tblPrEx>
         <w:tc>
           <w:tcPr>
             <w:tcW w:w="800" w:type="dxa"/>
@@ -9097,22 +8933,16 @@
             <w:vAlign w:val="center"/>
           </w:tcPr>
           <w:p>
-            <w:r>
-              <w:rPr>
-                <w:color w:val="000000"/>
-              </w:rPr>
-              <w:t>Time-aware train/test split on ≥2 RTPTorrent repositories</w:t>
+            <w:pPr>
+              <w:pStyle w:val="font-claude-response-body"/>
+            </w:pPr>
+            <w:r>
+              <w:t>Time-aware train/test split on 5 RTPTorrent projects (failure rate ≥1%; sensitivity analysis at ≥2% in Appendix A)</w:t>
             </w:r>
           </w:p>
         </w:tc>
       </w:tr>
       <w:tr>
-        <w:tblPrEx>
-          <w:tblCellMar>
-            <w:top w:w="0" w:type="dxa"/>
-            <w:bottom w:w="0" w:type="dxa"/>
-          </w:tblCellMar>
-        </w:tblPrEx>
         <w:tc>
           <w:tcPr>
             <w:tcW w:w="800" w:type="dxa"/>
@@ -9223,12 +9053,6 @@
         </w:tc>
       </w:tr>
       <w:tr>
-        <w:tblPrEx>
-          <w:tblCellMar>
-            <w:top w:w="0" w:type="dxa"/>
-            <w:bottom w:w="0" w:type="dxa"/>
-          </w:tblCellMar>
-        </w:tblPrEx>
         <w:tc>
           <w:tcPr>
             <w:tcW w:w="800" w:type="dxa"/>
@@ -9339,12 +9163,6 @@
         </w:tc>
       </w:tr>
       <w:tr>
-        <w:tblPrEx>
-          <w:tblCellMar>
-            <w:top w:w="0" w:type="dxa"/>
-            <w:bottom w:w="0" w:type="dxa"/>
-          </w:tblCellMar>
-        </w:tblPrEx>
         <w:tc>
           <w:tcPr>
             <w:tcW w:w="800" w:type="dxa"/>
@@ -9600,7 +9418,7 @@
     </w:p>
     <w:p>
       <w:pPr>
-        <w:spacing w:after="120"/>
+        <w:pStyle w:val="font-claude-response-body"/>
       </w:pPr>
       <w:r>
         <w:rPr>
@@ -9610,22 +9428,28 @@
         <w:t>Time-aware split</w:t>
       </w:r>
       <w:r>
-        <w:t xml:space="preserve"> is used throughout — the dataset is divided chronologically, with the earlier portion used for training and the later portion for testing. Random split is explicitly avoided to prevent data leakage from future commits informing past predictions. The split ratio is 70% train / 30% test on the time axis.</w:t>
-      </w:r>
-    </w:p>
-    <w:p>
-      <w:pPr>
-        <w:spacing w:after="120"/>
-      </w:pPr>
-      <w:r>
         <w:rPr>
           <w:b/>
           <w:bCs/>
         </w:rPr>
+        <w:t>:</w:t>
+      </w:r>
+      <w:r>
+        <w:t xml:space="preserve"> is used throughout — the dataset is divided chronologically, with the earlier portion used for training and the later portion for testing. Random split is explicitly avoided to prevent data leakage from future commits informing past predictions. The split ratio is 80% train / 20% test on the time axis, applied independently per project to preserve each project's temporal distribution.</w:t>
+      </w:r>
+    </w:p>
+    <w:p>
+      <w:pPr>
+        <w:pStyle w:val="font-claude-response-body"/>
+      </w:pPr>
+      <w:r>
+        <w:rPr>
+          <w:rStyle w:val="Strong"/>
+        </w:rPr>
         <w:t>Repository diversity</w:t>
       </w:r>
       <w:r>
-        <w:t>: evaluation on a minimum of two independent repositories from the RTPTorrent benchmark is required to avoid over-fitting results to a single project's characteristics. Results are reported separately per repository; aggregate statistics are reported as supplementary information only.</w:t>
+        <w:t>: evaluation is conducted on five Java projects drawn from the RTPTorrent benchmark, selected to represent variation across project size (10,288–138,155 LOC), domain (UI framework, graph database, networking library, deep learning, template engine), build volume (374–1,110 CI builds), and failure rate (1.46%–21.16%). The minimum failure rate threshold is set at 1% to balance diversity with statistical power; results on the three-project subset meeting the stricter ≥2% threshold are reported in Appendix A as a sensitivity check. The train/test split ratio is 80%/20%, applied independently per project to preserve each project's temporal distribution. Results are reported separately per project; aggregate statistics are reported as supplementary information only.</w:t>
       </w:r>
     </w:p>
     <w:p>
@@ -9688,12 +9512,6 @@
         <w:gridCol w:w="1426"/>
       </w:tblGrid>
       <w:tr>
-        <w:tblPrEx>
-          <w:tblCellMar>
-            <w:top w:w="0" w:type="dxa"/>
-            <w:bottom w:w="0" w:type="dxa"/>
-          </w:tblCellMar>
-        </w:tblPrEx>
         <w:trPr>
           <w:tblHeader/>
         </w:trPr>
@@ -9815,12 +9633,6 @@
         </w:tc>
       </w:tr>
       <w:tr>
-        <w:tblPrEx>
-          <w:tblCellMar>
-            <w:top w:w="0" w:type="dxa"/>
-            <w:bottom w:w="0" w:type="dxa"/>
-          </w:tblCellMar>
-        </w:tblPrEx>
         <w:tc>
           <w:tcPr>
             <w:tcW w:w="2400" w:type="dxa"/>
@@ -9931,12 +9743,6 @@
         </w:tc>
       </w:tr>
       <w:tr>
-        <w:tblPrEx>
-          <w:tblCellMar>
-            <w:top w:w="0" w:type="dxa"/>
-            <w:bottom w:w="0" w:type="dxa"/>
-          </w:tblCellMar>
-        </w:tblPrEx>
         <w:tc>
           <w:tcPr>
             <w:tcW w:w="2400" w:type="dxa"/>
@@ -9960,6 +9766,7 @@
               <w:rPr>
                 <w:color w:val="000000"/>
               </w:rPr>
+              <w:lastRenderedPageBreak/>
               <w:t>Code churn</w:t>
             </w:r>
           </w:p>
@@ -10047,12 +9854,6 @@
         </w:tc>
       </w:tr>
       <w:tr>
-        <w:tblPrEx>
-          <w:tblCellMar>
-            <w:top w:w="0" w:type="dxa"/>
-            <w:bottom w:w="0" w:type="dxa"/>
-          </w:tblCellMar>
-        </w:tblPrEx>
         <w:tc>
           <w:tcPr>
             <w:tcW w:w="2400" w:type="dxa"/>
@@ -10163,12 +9964,6 @@
         </w:tc>
       </w:tr>
       <w:tr>
-        <w:tblPrEx>
-          <w:tblCellMar>
-            <w:top w:w="0" w:type="dxa"/>
-            <w:bottom w:w="0" w:type="dxa"/>
-          </w:tblCellMar>
-        </w:tblPrEx>
         <w:tc>
           <w:tcPr>
             <w:tcW w:w="2400" w:type="dxa"/>
@@ -10279,12 +10074,6 @@
         </w:tc>
       </w:tr>
       <w:tr>
-        <w:tblPrEx>
-          <w:tblCellMar>
-            <w:top w:w="0" w:type="dxa"/>
-            <w:bottom w:w="0" w:type="dxa"/>
-          </w:tblCellMar>
-        </w:tblPrEx>
         <w:tc>
           <w:tcPr>
             <w:tcW w:w="2400" w:type="dxa"/>
@@ -10308,7 +10097,6 @@
               <w:rPr>
                 <w:color w:val="000000"/>
               </w:rPr>
-              <w:lastRenderedPageBreak/>
               <w:t>JUnit annotation semantics (*)</w:t>
             </w:r>
           </w:p>
@@ -10396,12 +10184,6 @@
         </w:tc>
       </w:tr>
       <w:tr>
-        <w:tblPrEx>
-          <w:tblCellMar>
-            <w:top w:w="0" w:type="dxa"/>
-            <w:bottom w:w="0" w:type="dxa"/>
-          </w:tblCellMar>
-        </w:tblPrEx>
         <w:tc>
           <w:tcPr>
             <w:tcW w:w="2400" w:type="dxa"/>
@@ -10671,7 +10453,7 @@
 </file>
 
 <file path=word/endnotes.xml><?xml version="1.0" encoding="utf-8"?>
-<w:endnotes xmlns:wpc="http://schemas.microsoft.com/office/word/2010/wordprocessingCanvas" xmlns:cx="http://schemas.microsoft.com/office/drawing/2014/chartex" xmlns:cx1="http://schemas.microsoft.com/office/drawing/2015/9/8/chartex" xmlns:cx2="http://schemas.microsoft.com/office/drawing/2015/10/21/chartex" xmlns:cx3="http://schemas.microsoft.com/office/drawing/2016/5/9/chartex" xmlns:cx4="http://schemas.microsoft.com/office/drawing/2016/5/10/chartex" xmlns:cx5="http://schemas.microsoft.com/office/drawing/2016/5/11/chartex" xmlns:cx6="http://schemas.microsoft.com/office/drawing/2016/5/12/chartex" xmlns:cx7="http://schemas.microsoft.com/office/drawing/2016/5/13/chartex" xmlns:cx8="http://schemas.microsoft.com/office/drawing/2016/5/14/chartex" xmlns:mc="http://schemas.openxmlformats.org/markup-compatibility/2006" xmlns:aink="http://schemas.microsoft.com/office/drawing/2016/ink" xmlns:am3d="http://schemas.microsoft.com/office/drawing/2017/model3d" xmlns:o="urn:schemas-microsoft-com:office:office" xmlns:oel="http://schemas.microsoft.com/office/2019/extlst" xmlns:r="http://schemas.openxmlformats.org/officeDocument/2006/relationships" xmlns:m="http://schemas.openxmlformats.org/officeDocument/2006/math" xmlns:v="urn:schemas-microsoft-com:vml" xmlns:wp14="http://schemas.microsoft.com/office/word/2010/wordprocessingDrawing" xmlns:wp="http://schemas.openxmlformats.org/drawingml/2006/wordprocessingDrawing" xmlns:w10="urn:schemas-microsoft-com:office:word" xmlns:w="http://schemas.openxmlformats.org/wordprocessingml/2006/main" xmlns:w14="http://schemas.microsoft.com/office/word/2010/wordml" xmlns:w15="http://schemas.microsoft.com/office/word/2012/wordml" xmlns:w16cex="http://schemas.microsoft.com/office/word/2018/wordml/cex" xmlns:w16cid="http://schemas.microsoft.com/office/word/2016/wordml/cid" xmlns:w16="http://schemas.microsoft.com/office/word/2018/wordml" xmlns:w16du="http://schemas.microsoft.com/office/word/2023/wordml/word16du" xmlns:w16sdtdh="http://schemas.microsoft.com/office/word/2020/wordml/sdtdatahash" xmlns:w16sdtfl="http://schemas.microsoft.com/office/word/2024/wordml/sdtformatlock" xmlns:w16se="http://schemas.microsoft.com/office/word/2015/wordml/symex" xmlns:wpg="http://schemas.microsoft.com/office/word/2010/wordprocessingGroup" xmlns:wpi="http://schemas.microsoft.com/office/word/2010/wordprocessingInk" xmlns:wne="http://schemas.microsoft.com/office/word/2006/wordml" xmlns:wps="http://schemas.microsoft.com/office/word/2010/wordprocessingShape" mc:Ignorable="w14 w15 w16se w16cid w16 w16cex w16sdtdh w16sdtfl w16du wp14">
+<w:endnotes xmlns:wpc="http://schemas.microsoft.com/office/word/2010/wordprocessingCanvas" xmlns:cx="http://schemas.microsoft.com/office/drawing/2014/chartex" xmlns:cx1="http://schemas.microsoft.com/office/drawing/2015/9/8/chartex" xmlns:cx2="http://schemas.microsoft.com/office/drawing/2015/10/21/chartex" xmlns:cx3="http://schemas.microsoft.com/office/drawing/2016/5/9/chartex" xmlns:cx4="http://schemas.microsoft.com/office/drawing/2016/5/10/chartex" xmlns:cx5="http://schemas.microsoft.com/office/drawing/2016/5/11/chartex" xmlns:cx6="http://schemas.microsoft.com/office/drawing/2016/5/12/chartex" xmlns:cx7="http://schemas.microsoft.com/office/drawing/2016/5/13/chartex" xmlns:cx8="http://schemas.microsoft.com/office/drawing/2016/5/14/chartex" xmlns:mc="http://schemas.openxmlformats.org/markup-compatibility/2006" xmlns:aink="http://schemas.microsoft.com/office/drawing/2016/ink" xmlns:am3d="http://schemas.microsoft.com/office/drawing/2017/model3d" xmlns:o="urn:schemas-microsoft-com:office:office" xmlns:oel="http://schemas.microsoft.com/office/2019/extlst" xmlns:r="http://schemas.openxmlformats.org/officeDocument/2006/relationships" xmlns:m="http://schemas.openxmlformats.org/officeDocument/2006/math" xmlns:v="urn:schemas-microsoft-com:vml" xmlns:wp14="http://schemas.microsoft.com/office/word/2010/wordprocessingDrawing" xmlns:wp="http://schemas.openxmlformats.org/drawingml/2006/wordprocessingDrawing" xmlns:w10="urn:schemas-microsoft-com:office:word" xmlns:w="http://schemas.openxmlformats.org/wordprocessingml/2006/main" xmlns:w14="http://schemas.microsoft.com/office/word/2010/wordml" xmlns:w15="http://schemas.microsoft.com/office/word/2012/wordml" xmlns:w16cex="http://schemas.microsoft.com/office/word/2018/wordml/cex" xmlns:w16cid="http://schemas.microsoft.com/office/word/2016/wordml/cid" xmlns:w16="http://schemas.microsoft.com/office/word/2018/wordml" xmlns:w16du="http://schemas.microsoft.com/office/word/2023/wordml/word16du" xmlns:w16sdtdh="http://schemas.microsoft.com/office/word/2020/wordml/sdtdatahash" xmlns:w16se="http://schemas.microsoft.com/office/word/2015/wordml/symex" xmlns:wpg="http://schemas.microsoft.com/office/word/2010/wordprocessingGroup" xmlns:wpi="http://schemas.microsoft.com/office/word/2010/wordprocessingInk" xmlns:wne="http://schemas.microsoft.com/office/word/2006/wordml" xmlns:wps="http://schemas.microsoft.com/office/word/2010/wordprocessingShape" mc:Ignorable="w14 w15 w16se w16cid w16 w16cex w16sdtdh w16du wp14">
   <w:endnote w:type="separator" w:id="-1">
     <w:p>
       <w:r>
@@ -10690,7 +10472,7 @@
 </file>
 
 <file path=word/footer1.xml><?xml version="1.0" encoding="utf-8"?>
-<w:ftr xmlns:wpc="http://schemas.microsoft.com/office/word/2010/wordprocessingCanvas" xmlns:cx="http://schemas.microsoft.com/office/drawing/2014/chartex" xmlns:cx1="http://schemas.microsoft.com/office/drawing/2015/9/8/chartex" xmlns:cx2="http://schemas.microsoft.com/office/drawing/2015/10/21/chartex" xmlns:cx3="http://schemas.microsoft.com/office/drawing/2016/5/9/chartex" xmlns:cx4="http://schemas.microsoft.com/office/drawing/2016/5/10/chartex" xmlns:cx5="http://schemas.microsoft.com/office/drawing/2016/5/11/chartex" xmlns:cx6="http://schemas.microsoft.com/office/drawing/2016/5/12/chartex" xmlns:cx7="http://schemas.microsoft.com/office/drawing/2016/5/13/chartex" xmlns:cx8="http://schemas.microsoft.com/office/drawing/2016/5/14/chartex" xmlns:mc="http://schemas.openxmlformats.org/markup-compatibility/2006" xmlns:aink="http://schemas.microsoft.com/office/drawing/2016/ink" xmlns:am3d="http://schemas.microsoft.com/office/drawing/2017/model3d" xmlns:o="urn:schemas-microsoft-com:office:office" xmlns:oel="http://schemas.microsoft.com/office/2019/extlst" xmlns:r="http://schemas.openxmlformats.org/officeDocument/2006/relationships" xmlns:m="http://schemas.openxmlformats.org/officeDocument/2006/math" xmlns:v="urn:schemas-microsoft-com:vml" xmlns:wp14="http://schemas.microsoft.com/office/word/2010/wordprocessingDrawing" xmlns:wp="http://schemas.openxmlformats.org/drawingml/2006/wordprocessingDrawing" xmlns:w10="urn:schemas-microsoft-com:office:word" xmlns:w="http://schemas.openxmlformats.org/wordprocessingml/2006/main" xmlns:w14="http://schemas.microsoft.com/office/word/2010/wordml" xmlns:w15="http://schemas.microsoft.com/office/word/2012/wordml" xmlns:w16cex="http://schemas.microsoft.com/office/word/2018/wordml/cex" xmlns:w16cid="http://schemas.microsoft.com/office/word/2016/wordml/cid" xmlns:w16="http://schemas.microsoft.com/office/word/2018/wordml" xmlns:w16du="http://schemas.microsoft.com/office/word/2023/wordml/word16du" xmlns:w16sdtdh="http://schemas.microsoft.com/office/word/2020/wordml/sdtdatahash" xmlns:w16sdtfl="http://schemas.microsoft.com/office/word/2024/wordml/sdtformatlock" xmlns:w16se="http://schemas.microsoft.com/office/word/2015/wordml/symex" xmlns:wpg="http://schemas.microsoft.com/office/word/2010/wordprocessingGroup" xmlns:wpi="http://schemas.microsoft.com/office/word/2010/wordprocessingInk" xmlns:wne="http://schemas.microsoft.com/office/word/2006/wordml" xmlns:wps="http://schemas.microsoft.com/office/word/2010/wordprocessingShape" mc:Ignorable="w14 w15 w16se w16cid w16 w16cex w16sdtdh w16sdtfl w16du wp14">
+<w:ftr xmlns:wpc="http://schemas.microsoft.com/office/word/2010/wordprocessingCanvas" xmlns:cx="http://schemas.microsoft.com/office/drawing/2014/chartex" xmlns:cx1="http://schemas.microsoft.com/office/drawing/2015/9/8/chartex" xmlns:cx2="http://schemas.microsoft.com/office/drawing/2015/10/21/chartex" xmlns:cx3="http://schemas.microsoft.com/office/drawing/2016/5/9/chartex" xmlns:cx4="http://schemas.microsoft.com/office/drawing/2016/5/10/chartex" xmlns:cx5="http://schemas.microsoft.com/office/drawing/2016/5/11/chartex" xmlns:cx6="http://schemas.microsoft.com/office/drawing/2016/5/12/chartex" xmlns:cx7="http://schemas.microsoft.com/office/drawing/2016/5/13/chartex" xmlns:cx8="http://schemas.microsoft.com/office/drawing/2016/5/14/chartex" xmlns:mc="http://schemas.openxmlformats.org/markup-compatibility/2006" xmlns:aink="http://schemas.microsoft.com/office/drawing/2016/ink" xmlns:am3d="http://schemas.microsoft.com/office/drawing/2017/model3d" xmlns:o="urn:schemas-microsoft-com:office:office" xmlns:oel="http://schemas.microsoft.com/office/2019/extlst" xmlns:r="http://schemas.openxmlformats.org/officeDocument/2006/relationships" xmlns:m="http://schemas.openxmlformats.org/officeDocument/2006/math" xmlns:v="urn:schemas-microsoft-com:vml" xmlns:wp14="http://schemas.microsoft.com/office/word/2010/wordprocessingDrawing" xmlns:wp="http://schemas.openxmlformats.org/drawingml/2006/wordprocessingDrawing" xmlns:w10="urn:schemas-microsoft-com:office:word" xmlns:w="http://schemas.openxmlformats.org/wordprocessingml/2006/main" xmlns:w14="http://schemas.microsoft.com/office/word/2010/wordml" xmlns:w15="http://schemas.microsoft.com/office/word/2012/wordml" xmlns:w16cex="http://schemas.microsoft.com/office/word/2018/wordml/cex" xmlns:w16cid="http://schemas.microsoft.com/office/word/2016/wordml/cid" xmlns:w16="http://schemas.microsoft.com/office/word/2018/wordml" xmlns:w16du="http://schemas.microsoft.com/office/word/2023/wordml/word16du" xmlns:w16sdtdh="http://schemas.microsoft.com/office/word/2020/wordml/sdtdatahash" xmlns:w16se="http://schemas.microsoft.com/office/word/2015/wordml/symex" xmlns:wpg="http://schemas.microsoft.com/office/word/2010/wordprocessingGroup" xmlns:wpi="http://schemas.microsoft.com/office/word/2010/wordprocessingInk" xmlns:wne="http://schemas.microsoft.com/office/word/2006/wordml" xmlns:wps="http://schemas.microsoft.com/office/word/2010/wordprocessingShape" mc:Ignorable="w14 w15 w16se w16cid w16 w16cex w16sdtdh w16du wp14">
   <w:p>
     <w:pPr>
       <w:pBdr>
@@ -10813,7 +10595,7 @@
 </file>
 
 <file path=word/footnotes.xml><?xml version="1.0" encoding="utf-8"?>
-<w:footnotes xmlns:wpc="http://schemas.microsoft.com/office/word/2010/wordprocessingCanvas" xmlns:cx="http://schemas.microsoft.com/office/drawing/2014/chartex" xmlns:cx1="http://schemas.microsoft.com/office/drawing/2015/9/8/chartex" xmlns:cx2="http://schemas.microsoft.com/office/drawing/2015/10/21/chartex" xmlns:cx3="http://schemas.microsoft.com/office/drawing/2016/5/9/chartex" xmlns:cx4="http://schemas.microsoft.com/office/drawing/2016/5/10/chartex" xmlns:cx5="http://schemas.microsoft.com/office/drawing/2016/5/11/chartex" xmlns:cx6="http://schemas.microsoft.com/office/drawing/2016/5/12/chartex" xmlns:cx7="http://schemas.microsoft.com/office/drawing/2016/5/13/chartex" xmlns:cx8="http://schemas.microsoft.com/office/drawing/2016/5/14/chartex" xmlns:mc="http://schemas.openxmlformats.org/markup-compatibility/2006" xmlns:aink="http://schemas.microsoft.com/office/drawing/2016/ink" xmlns:am3d="http://schemas.microsoft.com/office/drawing/2017/model3d" xmlns:o="urn:schemas-microsoft-com:office:office" xmlns:oel="http://schemas.microsoft.com/office/2019/extlst" xmlns:r="http://schemas.openxmlformats.org/officeDocument/2006/relationships" xmlns:m="http://schemas.openxmlformats.org/officeDocument/2006/math" xmlns:v="urn:schemas-microsoft-com:vml" xmlns:wp14="http://schemas.microsoft.com/office/word/2010/wordprocessingDrawing" xmlns:wp="http://schemas.openxmlformats.org/drawingml/2006/wordprocessingDrawing" xmlns:w10="urn:schemas-microsoft-com:office:word" xmlns:w="http://schemas.openxmlformats.org/wordprocessingml/2006/main" xmlns:w14="http://schemas.microsoft.com/office/word/2010/wordml" xmlns:w15="http://schemas.microsoft.com/office/word/2012/wordml" xmlns:w16cex="http://schemas.microsoft.com/office/word/2018/wordml/cex" xmlns:w16cid="http://schemas.microsoft.com/office/word/2016/wordml/cid" xmlns:w16="http://schemas.microsoft.com/office/word/2018/wordml" xmlns:w16du="http://schemas.microsoft.com/office/word/2023/wordml/word16du" xmlns:w16sdtdh="http://schemas.microsoft.com/office/word/2020/wordml/sdtdatahash" xmlns:w16sdtfl="http://schemas.microsoft.com/office/word/2024/wordml/sdtformatlock" xmlns:w16se="http://schemas.microsoft.com/office/word/2015/wordml/symex" xmlns:wpg="http://schemas.microsoft.com/office/word/2010/wordprocessingGroup" xmlns:wpi="http://schemas.microsoft.com/office/word/2010/wordprocessingInk" xmlns:wne="http://schemas.microsoft.com/office/word/2006/wordml" xmlns:wps="http://schemas.microsoft.com/office/word/2010/wordprocessingShape" mc:Ignorable="w14 w15 w16se w16cid w16 w16cex w16sdtdh w16sdtfl w16du wp14">
+<w:footnotes xmlns:wpc="http://schemas.microsoft.com/office/word/2010/wordprocessingCanvas" xmlns:cx="http://schemas.microsoft.com/office/drawing/2014/chartex" xmlns:cx1="http://schemas.microsoft.com/office/drawing/2015/9/8/chartex" xmlns:cx2="http://schemas.microsoft.com/office/drawing/2015/10/21/chartex" xmlns:cx3="http://schemas.microsoft.com/office/drawing/2016/5/9/chartex" xmlns:cx4="http://schemas.microsoft.com/office/drawing/2016/5/10/chartex" xmlns:cx5="http://schemas.microsoft.com/office/drawing/2016/5/11/chartex" xmlns:cx6="http://schemas.microsoft.com/office/drawing/2016/5/12/chartex" xmlns:cx7="http://schemas.microsoft.com/office/drawing/2016/5/13/chartex" xmlns:cx8="http://schemas.microsoft.com/office/drawing/2016/5/14/chartex" xmlns:mc="http://schemas.openxmlformats.org/markup-compatibility/2006" xmlns:aink="http://schemas.microsoft.com/office/drawing/2016/ink" xmlns:am3d="http://schemas.microsoft.com/office/drawing/2017/model3d" xmlns:o="urn:schemas-microsoft-com:office:office" xmlns:oel="http://schemas.microsoft.com/office/2019/extlst" xmlns:r="http://schemas.openxmlformats.org/officeDocument/2006/relationships" xmlns:m="http://schemas.openxmlformats.org/officeDocument/2006/math" xmlns:v="urn:schemas-microsoft-com:vml" xmlns:wp14="http://schemas.microsoft.com/office/word/2010/wordprocessingDrawing" xmlns:wp="http://schemas.openxmlformats.org/drawingml/2006/wordprocessingDrawing" xmlns:w10="urn:schemas-microsoft-com:office:word" xmlns:w="http://schemas.openxmlformats.org/wordprocessingml/2006/main" xmlns:w14="http://schemas.microsoft.com/office/word/2010/wordml" xmlns:w15="http://schemas.microsoft.com/office/word/2012/wordml" xmlns:w16cex="http://schemas.microsoft.com/office/word/2018/wordml/cex" xmlns:w16cid="http://schemas.microsoft.com/office/word/2016/wordml/cid" xmlns:w16="http://schemas.microsoft.com/office/word/2018/wordml" xmlns:w16du="http://schemas.microsoft.com/office/word/2023/wordml/word16du" xmlns:w16sdtdh="http://schemas.microsoft.com/office/word/2020/wordml/sdtdatahash" xmlns:w16se="http://schemas.microsoft.com/office/word/2015/wordml/symex" xmlns:wpg="http://schemas.microsoft.com/office/word/2010/wordprocessingGroup" xmlns:wpi="http://schemas.microsoft.com/office/word/2010/wordprocessingInk" xmlns:wne="http://schemas.microsoft.com/office/word/2006/wordml" xmlns:wps="http://schemas.microsoft.com/office/word/2010/wordprocessingShape" mc:Ignorable="w14 w15 w16se w16cid w16 w16cex w16sdtdh w16du wp14">
   <w:footnote w:type="separator" w:id="-1">
     <w:p>
       <w:r>
@@ -10832,7 +10614,7 @@
 </file>
 
 <file path=word/header1.xml><?xml version="1.0" encoding="utf-8"?>
-<w:hdr xmlns:wpc="http://schemas.microsoft.com/office/word/2010/wordprocessingCanvas" xmlns:cx="http://schemas.microsoft.com/office/drawing/2014/chartex" xmlns:cx1="http://schemas.microsoft.com/office/drawing/2015/9/8/chartex" xmlns:cx2="http://schemas.microsoft.com/office/drawing/2015/10/21/chartex" xmlns:cx3="http://schemas.microsoft.com/office/drawing/2016/5/9/chartex" xmlns:cx4="http://schemas.microsoft.com/office/drawing/2016/5/10/chartex" xmlns:cx5="http://schemas.microsoft.com/office/drawing/2016/5/11/chartex" xmlns:cx6="http://schemas.microsoft.com/office/drawing/2016/5/12/chartex" xmlns:cx7="http://schemas.microsoft.com/office/drawing/2016/5/13/chartex" xmlns:cx8="http://schemas.microsoft.com/office/drawing/2016/5/14/chartex" xmlns:mc="http://schemas.openxmlformats.org/markup-compatibility/2006" xmlns:aink="http://schemas.microsoft.com/office/drawing/2016/ink" xmlns:am3d="http://schemas.microsoft.com/office/drawing/2017/model3d" xmlns:o="urn:schemas-microsoft-com:office:office" xmlns:oel="http://schemas.microsoft.com/office/2019/extlst" xmlns:r="http://schemas.openxmlformats.org/officeDocument/2006/relationships" xmlns:m="http://schemas.openxmlformats.org/officeDocument/2006/math" xmlns:v="urn:schemas-microsoft-com:vml" xmlns:wp14="http://schemas.microsoft.com/office/word/2010/wordprocessingDrawing" xmlns:wp="http://schemas.openxmlformats.org/drawingml/2006/wordprocessingDrawing" xmlns:w10="urn:schemas-microsoft-com:office:word" xmlns:w="http://schemas.openxmlformats.org/wordprocessingml/2006/main" xmlns:w14="http://schemas.microsoft.com/office/word/2010/wordml" xmlns:w15="http://schemas.microsoft.com/office/word/2012/wordml" xmlns:w16cex="http://schemas.microsoft.com/office/word/2018/wordml/cex" xmlns:w16cid="http://schemas.microsoft.com/office/word/2016/wordml/cid" xmlns:w16="http://schemas.microsoft.com/office/word/2018/wordml" xmlns:w16du="http://schemas.microsoft.com/office/word/2023/wordml/word16du" xmlns:w16sdtdh="http://schemas.microsoft.com/office/word/2020/wordml/sdtdatahash" xmlns:w16sdtfl="http://schemas.microsoft.com/office/word/2024/wordml/sdtformatlock" xmlns:w16se="http://schemas.microsoft.com/office/word/2015/wordml/symex" xmlns:wpg="http://schemas.microsoft.com/office/word/2010/wordprocessingGroup" xmlns:wpi="http://schemas.microsoft.com/office/word/2010/wordprocessingInk" xmlns:wne="http://schemas.microsoft.com/office/word/2006/wordml" xmlns:wps="http://schemas.microsoft.com/office/word/2010/wordprocessingShape" mc:Ignorable="w14 w15 w16se w16cid w16 w16cex w16sdtdh w16sdtfl w16du wp14">
+<w:hdr xmlns:wpc="http://schemas.microsoft.com/office/word/2010/wordprocessingCanvas" xmlns:cx="http://schemas.microsoft.com/office/drawing/2014/chartex" xmlns:cx1="http://schemas.microsoft.com/office/drawing/2015/9/8/chartex" xmlns:cx2="http://schemas.microsoft.com/office/drawing/2015/10/21/chartex" xmlns:cx3="http://schemas.microsoft.com/office/drawing/2016/5/9/chartex" xmlns:cx4="http://schemas.microsoft.com/office/drawing/2016/5/10/chartex" xmlns:cx5="http://schemas.microsoft.com/office/drawing/2016/5/11/chartex" xmlns:cx6="http://schemas.microsoft.com/office/drawing/2016/5/12/chartex" xmlns:cx7="http://schemas.microsoft.com/office/drawing/2016/5/13/chartex" xmlns:cx8="http://schemas.microsoft.com/office/drawing/2016/5/14/chartex" xmlns:mc="http://schemas.openxmlformats.org/markup-compatibility/2006" xmlns:aink="http://schemas.microsoft.com/office/drawing/2016/ink" xmlns:am3d="http://schemas.microsoft.com/office/drawing/2017/model3d" xmlns:o="urn:schemas-microsoft-com:office:office" xmlns:oel="http://schemas.microsoft.com/office/2019/extlst" xmlns:r="http://schemas.openxmlformats.org/officeDocument/2006/relationships" xmlns:m="http://schemas.openxmlformats.org/officeDocument/2006/math" xmlns:v="urn:schemas-microsoft-com:vml" xmlns:wp14="http://schemas.microsoft.com/office/word/2010/wordprocessingDrawing" xmlns:wp="http://schemas.openxmlformats.org/drawingml/2006/wordprocessingDrawing" xmlns:w10="urn:schemas-microsoft-com:office:word" xmlns:w="http://schemas.openxmlformats.org/wordprocessingml/2006/main" xmlns:w14="http://schemas.microsoft.com/office/word/2010/wordml" xmlns:w15="http://schemas.microsoft.com/office/word/2012/wordml" xmlns:w16cex="http://schemas.microsoft.com/office/word/2018/wordml/cex" xmlns:w16cid="http://schemas.microsoft.com/office/word/2016/wordml/cid" xmlns:w16="http://schemas.microsoft.com/office/word/2018/wordml" xmlns:w16du="http://schemas.microsoft.com/office/word/2023/wordml/word16du" xmlns:w16sdtdh="http://schemas.microsoft.com/office/word/2020/wordml/sdtdatahash" xmlns:w16se="http://schemas.microsoft.com/office/word/2015/wordml/symex" xmlns:wpg="http://schemas.microsoft.com/office/word/2010/wordprocessingGroup" xmlns:wpi="http://schemas.microsoft.com/office/word/2010/wordprocessingInk" xmlns:wne="http://schemas.microsoft.com/office/word/2006/wordml" xmlns:wps="http://schemas.microsoft.com/office/word/2010/wordprocessingShape" mc:Ignorable="w14 w15 w16se w16cid w16 w16cex w16sdtdh w16du wp14">
   <w:p>
     <w:pPr>
       <w:pBdr>
@@ -10854,7 +10636,7 @@
 </file>
 
 <file path=word/numbering.xml><?xml version="1.0" encoding="utf-8"?>
-<w:numbering xmlns:wpc="http://schemas.microsoft.com/office/word/2010/wordprocessingCanvas" xmlns:cx="http://schemas.microsoft.com/office/drawing/2014/chartex" xmlns:cx1="http://schemas.microsoft.com/office/drawing/2015/9/8/chartex" xmlns:cx2="http://schemas.microsoft.com/office/drawing/2015/10/21/chartex" xmlns:cx3="http://schemas.microsoft.com/office/drawing/2016/5/9/chartex" xmlns:cx4="http://schemas.microsoft.com/office/drawing/2016/5/10/chartex" xmlns:cx5="http://schemas.microsoft.com/office/drawing/2016/5/11/chartex" xmlns:cx6="http://schemas.microsoft.com/office/drawing/2016/5/12/chartex" xmlns:cx7="http://schemas.microsoft.com/office/drawing/2016/5/13/chartex" xmlns:cx8="http://schemas.microsoft.com/office/drawing/2016/5/14/chartex" xmlns:mc="http://schemas.openxmlformats.org/markup-compatibility/2006" xmlns:aink="http://schemas.microsoft.com/office/drawing/2016/ink" xmlns:am3d="http://schemas.microsoft.com/office/drawing/2017/model3d" xmlns:o="urn:schemas-microsoft-com:office:office" xmlns:oel="http://schemas.microsoft.com/office/2019/extlst" xmlns:r="http://schemas.openxmlformats.org/officeDocument/2006/relationships" xmlns:m="http://schemas.openxmlformats.org/officeDocument/2006/math" xmlns:v="urn:schemas-microsoft-com:vml" xmlns:wp14="http://schemas.microsoft.com/office/word/2010/wordprocessingDrawing" xmlns:wp="http://schemas.openxmlformats.org/drawingml/2006/wordprocessingDrawing" xmlns:w10="urn:schemas-microsoft-com:office:word" xmlns:w="http://schemas.openxmlformats.org/wordprocessingml/2006/main" xmlns:w14="http://schemas.microsoft.com/office/word/2010/wordml" xmlns:w15="http://schemas.microsoft.com/office/word/2012/wordml" xmlns:w16cex="http://schemas.microsoft.com/office/word/2018/wordml/cex" xmlns:w16cid="http://schemas.microsoft.com/office/word/2016/wordml/cid" xmlns:w16="http://schemas.microsoft.com/office/word/2018/wordml" xmlns:w16du="http://schemas.microsoft.com/office/word/2023/wordml/word16du" xmlns:w16sdtdh="http://schemas.microsoft.com/office/word/2020/wordml/sdtdatahash" xmlns:w16sdtfl="http://schemas.microsoft.com/office/word/2024/wordml/sdtformatlock" xmlns:w16se="http://schemas.microsoft.com/office/word/2015/wordml/symex" xmlns:wpg="http://schemas.microsoft.com/office/word/2010/wordprocessingGroup" xmlns:wpi="http://schemas.microsoft.com/office/word/2010/wordprocessingInk" xmlns:wne="http://schemas.microsoft.com/office/word/2006/wordml" xmlns:wps="http://schemas.microsoft.com/office/word/2010/wordprocessingShape" mc:Ignorable="w14 w15 w16se w16cid w16 w16cex w16sdtdh w16sdtfl w16du wp14">
+<w:numbering xmlns:wpc="http://schemas.microsoft.com/office/word/2010/wordprocessingCanvas" xmlns:cx="http://schemas.microsoft.com/office/drawing/2014/chartex" xmlns:cx1="http://schemas.microsoft.com/office/drawing/2015/9/8/chartex" xmlns:cx2="http://schemas.microsoft.com/office/drawing/2015/10/21/chartex" xmlns:cx3="http://schemas.microsoft.com/office/drawing/2016/5/9/chartex" xmlns:cx4="http://schemas.microsoft.com/office/drawing/2016/5/10/chartex" xmlns:cx5="http://schemas.microsoft.com/office/drawing/2016/5/11/chartex" xmlns:cx6="http://schemas.microsoft.com/office/drawing/2016/5/12/chartex" xmlns:cx7="http://schemas.microsoft.com/office/drawing/2016/5/13/chartex" xmlns:cx8="http://schemas.microsoft.com/office/drawing/2016/5/14/chartex" xmlns:mc="http://schemas.openxmlformats.org/markup-compatibility/2006" xmlns:aink="http://schemas.microsoft.com/office/drawing/2016/ink" xmlns:am3d="http://schemas.microsoft.com/office/drawing/2017/model3d" xmlns:o="urn:schemas-microsoft-com:office:office" xmlns:oel="http://schemas.microsoft.com/office/2019/extlst" xmlns:r="http://schemas.openxmlformats.org/officeDocument/2006/relationships" xmlns:m="http://schemas.openxmlformats.org/officeDocument/2006/math" xmlns:v="urn:schemas-microsoft-com:vml" xmlns:wp14="http://schemas.microsoft.com/office/word/2010/wordprocessingDrawing" xmlns:wp="http://schemas.openxmlformats.org/drawingml/2006/wordprocessingDrawing" xmlns:w10="urn:schemas-microsoft-com:office:word" xmlns:w="http://schemas.openxmlformats.org/wordprocessingml/2006/main" xmlns:w14="http://schemas.microsoft.com/office/word/2010/wordml" xmlns:w15="http://schemas.microsoft.com/office/word/2012/wordml" xmlns:w16cex="http://schemas.microsoft.com/office/word/2018/wordml/cex" xmlns:w16cid="http://schemas.microsoft.com/office/word/2016/wordml/cid" xmlns:w16="http://schemas.microsoft.com/office/word/2018/wordml" xmlns:w16du="http://schemas.microsoft.com/office/word/2023/wordml/word16du" xmlns:w16sdtdh="http://schemas.microsoft.com/office/word/2020/wordml/sdtdatahash" xmlns:w16se="http://schemas.microsoft.com/office/word/2015/wordml/symex" xmlns:wpg="http://schemas.microsoft.com/office/word/2010/wordprocessingGroup" xmlns:wpi="http://schemas.microsoft.com/office/word/2010/wordprocessingInk" xmlns:wne="http://schemas.microsoft.com/office/word/2006/wordml" xmlns:wps="http://schemas.microsoft.com/office/word/2010/wordprocessingShape" mc:Ignorable="w14 w15 w16se w16cid w16 w16cex w16sdtdh w16du wp14">
   <w:abstractNum w:abstractNumId="0" w15:restartNumberingAfterBreak="0">
     <w:nsid w:val="0F85160F"/>
     <w:multiLevelType w:val="hybridMultilevel"/>
@@ -11069,7 +10851,7 @@
 </file>
 
 <file path=word/styles.xml><?xml version="1.0" encoding="utf-8"?>
-<w:styles xmlns:mc="http://schemas.openxmlformats.org/markup-compatibility/2006" xmlns:r="http://schemas.openxmlformats.org/officeDocument/2006/relationships" xmlns:w="http://schemas.openxmlformats.org/wordprocessingml/2006/main" xmlns:w14="http://schemas.microsoft.com/office/word/2010/wordml" xmlns:w15="http://schemas.microsoft.com/office/word/2012/wordml" xmlns:w16cex="http://schemas.microsoft.com/office/word/2018/wordml/cex" xmlns:w16cid="http://schemas.microsoft.com/office/word/2016/wordml/cid" xmlns:w16="http://schemas.microsoft.com/office/word/2018/wordml" xmlns:w16du="http://schemas.microsoft.com/office/word/2023/wordml/word16du" xmlns:w16sdtdh="http://schemas.microsoft.com/office/word/2020/wordml/sdtdatahash" xmlns:w16sdtfl="http://schemas.microsoft.com/office/word/2024/wordml/sdtformatlock" xmlns:w16se="http://schemas.microsoft.com/office/word/2015/wordml/symex" mc:Ignorable="w14 w15 w16se w16cid w16 w16cex w16sdtdh w16sdtfl w16du">
+<w:styles xmlns:mc="http://schemas.openxmlformats.org/markup-compatibility/2006" xmlns:r="http://schemas.openxmlformats.org/officeDocument/2006/relationships" xmlns:w="http://schemas.openxmlformats.org/wordprocessingml/2006/main" xmlns:w14="http://schemas.microsoft.com/office/word/2010/wordml" xmlns:w15="http://schemas.microsoft.com/office/word/2012/wordml" xmlns:w16cex="http://schemas.microsoft.com/office/word/2018/wordml/cex" xmlns:w16cid="http://schemas.microsoft.com/office/word/2016/wordml/cid" xmlns:w16="http://schemas.microsoft.com/office/word/2018/wordml" xmlns:w16du="http://schemas.microsoft.com/office/word/2023/wordml/word16du" xmlns:w16sdtdh="http://schemas.microsoft.com/office/word/2020/wordml/sdtdatahash" xmlns:w16se="http://schemas.microsoft.com/office/word/2015/wordml/symex" mc:Ignorable="w14 w15 w16se w16cid w16 w16cex w16sdtdh w16du">
   <w:docDefaults>
     <w:rPrDefault>
       <w:rPr>
@@ -11674,6 +11456,38 @@
       <w:szCs w:val="20"/>
     </w:rPr>
   </w:style>
+  <w:style w:type="paragraph" w:customStyle="1" w:styleId="font-claude-response-body">
+    <w:name w:val="font-claude-response-body"/>
+    <w:basedOn w:val="Normal"/>
+    <w:rsid w:val="00BB21EA"/>
+    <w:pPr>
+      <w:spacing w:before="100" w:beforeAutospacing="1" w:after="100" w:afterAutospacing="1"/>
+    </w:pPr>
+  </w:style>
+  <w:style w:type="character" w:styleId="Strong">
+    <w:name w:val="Strong"/>
+    <w:basedOn w:val="DefaultParagraphFont"/>
+    <w:uiPriority w:val="22"/>
+    <w:qFormat/>
+    <w:rsid w:val="00BB21EA"/>
+    <w:rPr>
+      <w:b/>
+      <w:bCs/>
+    </w:rPr>
+  </w:style>
+  <w:style w:type="character" w:styleId="HTMLCode">
+    <w:name w:val="HTML Code"/>
+    <w:basedOn w:val="DefaultParagraphFont"/>
+    <w:uiPriority w:val="99"/>
+    <w:semiHidden/>
+    <w:unhideWhenUsed/>
+    <w:rsid w:val="00C308C4"/>
+    <w:rPr>
+      <w:rFonts w:ascii="Courier New" w:eastAsia="Times New Roman" w:hAnsi="Courier New" w:cs="Courier New"/>
+      <w:sz w:val="20"/>
+      <w:szCs w:val="20"/>
+    </w:rPr>
+  </w:style>
 </w:styles>
 </file>
 

--- a/docs/reports/MSE_Thesis_Proposal.docx
+++ b/docs/reports/MSE_Thesis_Proposal.docx
@@ -475,7 +475,18 @@
           <w:sz w:val="22"/>
           <w:szCs w:val="22"/>
         </w:rPr>
-        <w:t>Hà Nội, 202X</w:t>
+        <w:t>Hà Nội, 202</w:t>
+      </w:r>
+      <w:r>
+        <w:rPr>
+          <w:rFonts w:ascii="Arial" w:eastAsia="Arial" w:hAnsi="Arial" w:cs="Arial"/>
+          <w:i/>
+          <w:iCs/>
+          <w:color w:val="555555"/>
+          <w:sz w:val="22"/>
+          <w:szCs w:val="22"/>
+        </w:rPr>
+        <w:t>6</w:t>
       </w:r>
     </w:p>
     <w:p>
@@ -1681,7 +1692,10 @@
         <w:spacing w:after="120"/>
       </w:pPr>
       <w:r>
-        <w:t xml:space="preserve">The majority of existing research on test prioritization — including the foundational work of Elsner et al. [3] and Bertolino et al. [4] — evaluates on language-agnostic VCS and CI metadata, without exploiting structural properties specific to Java build ecosystems. While Elsner et al. demonstrate that generic VCS metadata suffices for language-agnostic CI settings, their feature set does not capture Java-specific module coupling, framework dependency semantics, or annotation-level test classification. This thesis constructs and systematically validates a feature set designed specifically for the Java ecosystem, incorporating </w:t>
+        <w:t>Existing research, including Elsner et al. [3], Bertolino et al. [4], and Yaraghi et al. [NEW_REF], has established effective TCP approaches using VCS metadata, test history, and file-change association features on Java open-source projects. However, these feature sets operate at the file and commit level, and do not capture structural properties specific to the Java build ecosystem: Maven module coupling, Spring context dependency graphs, and JUnit annotation semantics. This thesis constructs and validates a feature set at this ecosystem-specific level, extending prior language-agnostic approaches with Java-framework-aware features that have not been systematically evaluated in the existing literature</w:t>
+      </w:r>
+      <w:r>
+        <w:t xml:space="preserve">. While Elsner et al. demonstrate that generic VCS metadata suffices for language-agnostic CI settings, their feature set does not capture Java-specific module coupling, framework dependency semantics, or annotation-level test classification. This thesis constructs and systematically validates a feature set designed specifically for the Java ecosystem, incorporating </w:t>
       </w:r>
       <w:r>
         <w:rPr>
@@ -1743,7 +1757,11 @@
         <w:t>Population Stability Index (PSI)</w:t>
       </w:r>
       <w:r>
-        <w:t xml:space="preserve"> applied to the model's input feature distribution. When PSI exceeds a calibrated threshold, retraining is triggered automatically. This MLOps contribution directly addresses the model staleness problem in continuously evolving codebases and represents a practically deployable solution to a known weakness in existing systems.</w:t>
+        <w:t xml:space="preserve"> applied to the </w:t>
+      </w:r>
+      <w:r>
+        <w:lastRenderedPageBreak/>
+        <w:t>model's input feature distribution. When PSI exceeds a calibrated threshold, retraining is triggered automatically. This MLOps contribution directly addresses the model staleness problem in continuously evolving codebases and represents a practically deployable solution to a known weakness in existing systems.</w:t>
       </w:r>
     </w:p>
     <w:p>
@@ -1751,7 +1769,6 @@
         <w:pStyle w:val="Heading2"/>
       </w:pPr>
       <w:r>
-        <w:lastRenderedPageBreak/>
         <w:t>2.2. Software Architecture (General)</w:t>
       </w:r>
     </w:p>
@@ -2618,7 +2635,11 @@
         <w:t>MLflow</w:t>
       </w:r>
       <w:r>
-        <w:t xml:space="preserve"> provides experiment tracking and model registry functionality, enabling reproducibility of training runs. </w:t>
+        <w:t xml:space="preserve"> provides experiment tracking and model registry functionality, enabling reproducibility of training </w:t>
+      </w:r>
+      <w:r>
+        <w:lastRenderedPageBreak/>
+        <w:t xml:space="preserve">runs. </w:t>
       </w:r>
       <w:r>
         <w:rPr>
@@ -2686,10 +2707,7 @@
         <w:t>five Java projects</w:t>
       </w:r>
       <w:r>
-        <w:t xml:space="preserve"> from the RTPTorrent benchmark</w:t>
-      </w:r>
-      <w:r>
-        <w:t xml:space="preserve"> </w:t>
+        <w:t xml:space="preserve"> from the RTPTorrent benchmark </w:t>
       </w:r>
       <w:r>
         <w:t xml:space="preserve">(Mattis et al., 2020) satisfying the dataset selection criteria defined in Section 3.3; implementation of the git history feature extraction pipeline; and construction of the initial feature matrix in Parquet format. Deliverables: annotated bibliography, </w:t>
@@ -7869,10 +7887,7 @@
         <w:t>patches.csv</w:t>
       </w:r>
       <w:r>
-        <w:t xml:space="preserve"> file required for commit-level feature extraction. A threshold of 1% was selected over the originally proposed 5% following empirical audit of the full 20-project corpus, which revealed that only three projects exceed 2% and no project exceeds the 5% threshold while simultaneously satisfying the build count and patches criteria. A sensitivity analysis comparing results at the ≥2% subset is reported in Appendix A</w:t>
-      </w:r>
-      <w:r>
-        <w:t>. A proof-of-concept repository audit will be conducted in Week 1 of Month 1 to confirm dataset viability before committing to specific repositories.</w:t>
+        <w:t xml:space="preserve"> file required for commit-level feature extraction. A threshold of 1% was selected over the originally proposed 5% following empirical audit of the full 20-project corpus, which revealed that only three projects exceed 2% and no project exceeds the 5% threshold while simultaneously satisfying the build count and patches criteria. A sensitivity analysis comparing results at the ≥2% subset is reported in Appendix A. A proof-of-concept repository audit will be conducted in Week 1 of Month 1 to confirm dataset viability before committing to specific repositories.</w:t>
       </w:r>
     </w:p>
     <w:p>
@@ -9295,6 +9310,12 @@
       <w:r>
         <w:t xml:space="preserve"> (Average Percentage of Faults Detected) is the primary metric for RQ1 and is the standard metric in the test prioritization research community [3, 4]. A higher APFD indicates that failing tests are surfaced earlier in the execution order. APFD ranges from 0 to 1; values above 0.70 are considered meaningful improvements over random ordering in comparable literature.</w:t>
       </w:r>
+      <w:r>
+        <w:t xml:space="preserve"> </w:t>
+      </w:r>
+      <w:r>
+        <w:t>APFDc (cost-aware APFD) is not used as the primary metric because RTPTorrent does not provide independent per-test execution cost at sufficient granularity — test durations in RTPTorrent are logged at class level and subject to parallelization artifacts that make cost-weighting unreliable. This is consistent with the evaluation choices of Elsner et al. [3] and Mattis et al. [5] on the same dataset. APFD remains the standard metric for this evaluation context.</w:t>
+      </w:r>
     </w:p>
     <w:p>
       <w:pPr>
@@ -9352,6 +9373,7 @@
         <w:spacing w:after="80"/>
       </w:pPr>
       <w:r>
+        <w:lastRenderedPageBreak/>
         <w:t>Random ordering — test cases executed in uniformly random order; establishes theoretical lower bound for APFD.</w:t>
       </w:r>
     </w:p>
@@ -9378,7 +9400,6 @@
         <w:spacing w:after="80"/>
       </w:pPr>
       <w:r>
-        <w:lastRenderedPageBreak/>
         <w:t>Most Recently Failed (MRF) — tests that failed most recently are executed first; represents a simple heuristic commonly used in practice.</w:t>
       </w:r>
     </w:p>
@@ -9540,6 +9561,7 @@
                 <w:bCs/>
                 <w:color w:val="FFFFFF"/>
               </w:rPr>
+              <w:lastRenderedPageBreak/>
               <w:t>Feature Group</w:t>
             </w:r>
           </w:p>
@@ -9766,7 +9788,6 @@
               <w:rPr>
                 <w:color w:val="000000"/>
               </w:rPr>
-              <w:lastRenderedPageBreak/>
               <w:t>Code churn</w:t>
             </w:r>
           </w:p>

--- a/docs/reports/MSE_Thesis_Proposal.docx
+++ b/docs/reports/MSE_Thesis_Proposal.docx
@@ -1,6 +1,6 @@
 
 <file path=word/document.xml><?xml version="1.0" encoding="utf-8"?>
-<w:document xmlns:wpc="http://schemas.microsoft.com/office/word/2010/wordprocessingCanvas" xmlns:cx="http://schemas.microsoft.com/office/drawing/2014/chartex" xmlns:cx1="http://schemas.microsoft.com/office/drawing/2015/9/8/chartex" xmlns:cx2="http://schemas.microsoft.com/office/drawing/2015/10/21/chartex" xmlns:cx3="http://schemas.microsoft.com/office/drawing/2016/5/9/chartex" xmlns:cx4="http://schemas.microsoft.com/office/drawing/2016/5/10/chartex" xmlns:cx5="http://schemas.microsoft.com/office/drawing/2016/5/11/chartex" xmlns:cx6="http://schemas.microsoft.com/office/drawing/2016/5/12/chartex" xmlns:cx7="http://schemas.microsoft.com/office/drawing/2016/5/13/chartex" xmlns:cx8="http://schemas.microsoft.com/office/drawing/2016/5/14/chartex" xmlns:mc="http://schemas.openxmlformats.org/markup-compatibility/2006" xmlns:aink="http://schemas.microsoft.com/office/drawing/2016/ink" xmlns:am3d="http://schemas.microsoft.com/office/drawing/2017/model3d" xmlns:o="urn:schemas-microsoft-com:office:office" xmlns:oel="http://schemas.microsoft.com/office/2019/extlst" xmlns:r="http://schemas.openxmlformats.org/officeDocument/2006/relationships" xmlns:m="http://schemas.openxmlformats.org/officeDocument/2006/math" xmlns:v="urn:schemas-microsoft-com:vml" xmlns:wp14="http://schemas.microsoft.com/office/word/2010/wordprocessingDrawing" xmlns:wp="http://schemas.openxmlformats.org/drawingml/2006/wordprocessingDrawing" xmlns:w10="urn:schemas-microsoft-com:office:word" xmlns:w="http://schemas.openxmlformats.org/wordprocessingml/2006/main" xmlns:w14="http://schemas.microsoft.com/office/word/2010/wordml" xmlns:w15="http://schemas.microsoft.com/office/word/2012/wordml" xmlns:w16cex="http://schemas.microsoft.com/office/word/2018/wordml/cex" xmlns:w16cid="http://schemas.microsoft.com/office/word/2016/wordml/cid" xmlns:w16="http://schemas.microsoft.com/office/word/2018/wordml" xmlns:w16du="http://schemas.microsoft.com/office/word/2023/wordml/word16du" xmlns:w16sdtdh="http://schemas.microsoft.com/office/word/2020/wordml/sdtdatahash" xmlns:w16se="http://schemas.microsoft.com/office/word/2015/wordml/symex" xmlns:wpg="http://schemas.microsoft.com/office/word/2010/wordprocessingGroup" xmlns:wpi="http://schemas.microsoft.com/office/word/2010/wordprocessingInk" xmlns:wne="http://schemas.microsoft.com/office/word/2006/wordml" xmlns:wps="http://schemas.microsoft.com/office/word/2010/wordprocessingShape" mc:Ignorable="w14 w15 w16se w16cid w16 w16cex w16sdtdh w16du wp14">
+<w:document xmlns:wpc="http://schemas.microsoft.com/office/word/2010/wordprocessingCanvas" xmlns:cx="http://schemas.microsoft.com/office/drawing/2014/chartex" xmlns:cx1="http://schemas.microsoft.com/office/drawing/2015/9/8/chartex" xmlns:cx2="http://schemas.microsoft.com/office/drawing/2015/10/21/chartex" xmlns:cx3="http://schemas.microsoft.com/office/drawing/2016/5/9/chartex" xmlns:cx4="http://schemas.microsoft.com/office/drawing/2016/5/10/chartex" xmlns:cx5="http://schemas.microsoft.com/office/drawing/2016/5/11/chartex" xmlns:cx6="http://schemas.microsoft.com/office/drawing/2016/5/12/chartex" xmlns:cx7="http://schemas.microsoft.com/office/drawing/2016/5/13/chartex" xmlns:cx8="http://schemas.microsoft.com/office/drawing/2016/5/14/chartex" xmlns:mc="http://schemas.openxmlformats.org/markup-compatibility/2006" xmlns:aink="http://schemas.microsoft.com/office/drawing/2016/ink" xmlns:am3d="http://schemas.microsoft.com/office/drawing/2017/model3d" xmlns:o="urn:schemas-microsoft-com:office:office" xmlns:oel="http://schemas.microsoft.com/office/2019/extlst" xmlns:r="http://schemas.openxmlformats.org/officeDocument/2006/relationships" xmlns:m="http://schemas.openxmlformats.org/officeDocument/2006/math" xmlns:v="urn:schemas-microsoft-com:vml" xmlns:wp14="http://schemas.microsoft.com/office/word/2010/wordprocessingDrawing" xmlns:wp="http://schemas.openxmlformats.org/drawingml/2006/wordprocessingDrawing" xmlns:w10="urn:schemas-microsoft-com:office:word" xmlns:w="http://schemas.openxmlformats.org/wordprocessingml/2006/main" xmlns:w14="http://schemas.microsoft.com/office/word/2010/wordml" xmlns:w15="http://schemas.microsoft.com/office/word/2012/wordml" xmlns:w16cex="http://schemas.microsoft.com/office/word/2018/wordml/cex" xmlns:w16cid="http://schemas.microsoft.com/office/word/2016/wordml/cid" xmlns:w16="http://schemas.microsoft.com/office/word/2018/wordml" xmlns:w16du="http://schemas.microsoft.com/office/word/2023/wordml/word16du" xmlns:w16sdtdh="http://schemas.microsoft.com/office/word/2020/wordml/sdtdatahash" xmlns:w16sdtfl="http://schemas.microsoft.com/office/word/2024/wordml/sdtformatlock" xmlns:w16se="http://schemas.microsoft.com/office/word/2015/wordml/symex" xmlns:wpg="http://schemas.microsoft.com/office/word/2010/wordprocessingGroup" xmlns:wpi="http://schemas.microsoft.com/office/word/2010/wordprocessingInk" xmlns:wne="http://schemas.microsoft.com/office/word/2006/wordml" xmlns:wps="http://schemas.microsoft.com/office/word/2010/wordprocessingShape" mc:Ignorable="w14 w15 w16se w16cid w16 w16cex w16sdtdh w16sdtfl w16du wp14">
   <w:body>
     <w:p>
       <w:pPr>
@@ -834,6 +834,7 @@
     <w:p>
       <w:pPr>
         <w:spacing w:after="120"/>
+        <w:jc w:val="both"/>
       </w:pPr>
       <w:r>
         <w:t>This chapter establishes the research context for the proposed thesis. It begins by characterizing the real-world problem of excessive CI/CD feedback latency in large-scale Java projects, reviews the limitations of current solutions, defines the research questions and objectives, and delimits the scope of the work.</w:t>
@@ -850,6 +851,7 @@
     <w:p>
       <w:pPr>
         <w:spacing w:after="120"/>
+        <w:jc w:val="both"/>
       </w:pPr>
       <w:r>
         <w:t>In modern software development, Continuous Integration (CI) pipelines serve as the primary quality feedback loop between developers and the codebase. As project scale grows, test suites routinely expand to thousands of test cases, causing CI execution time to range from 30 to 60 minutes per commit. Research conducted at Microsoft [1] and Google [2] identifies prolonged feedback loops as one of the three leading causes of developer flow-state disruption and reduced productivity. Specifically, developers require an average of 15–23 minutes to regain context after a single interrupt.</w:t>
@@ -858,6 +860,7 @@
     <w:p>
       <w:pPr>
         <w:spacing w:after="120"/>
+        <w:jc w:val="both"/>
       </w:pPr>
       <w:r>
         <w:t xml:space="preserve">The core issue is not computational performance but </w:t>
@@ -876,6 +879,7 @@
     <w:p>
       <w:pPr>
         <w:spacing w:after="120"/>
+        <w:jc w:val="both"/>
       </w:pPr>
       <w:r>
         <w:t>Current approaches primarily address CI optimization through infrastructure improvements: increased parallelism, enhanced caching, and distributed test execution. These solutions optimize how tests are run but do not address the more fundamental question of which tests should run first and which tests are most likely to fail given the current code change.</w:t>
@@ -884,6 +888,7 @@
     <w:p>
       <w:pPr>
         <w:spacing w:after="120"/>
+        <w:jc w:val="both"/>
       </w:pPr>
       <w:r>
         <w:t xml:space="preserve">Commercial products such as Launchable have approached this problem using machine learning, but these are closed-source SaaS solutions with high licensing costs and limited integration support for Java monorepos. </w:t>
@@ -910,6 +915,7 @@
     <w:p>
       <w:pPr>
         <w:spacing w:after="120"/>
+        <w:jc w:val="both"/>
       </w:pPr>
       <w:r>
         <w:t>This thesis pursues the following SMART research objectives, each directly addressing the problem identified in Section 1.1:</w:t>
@@ -923,6 +929,7 @@
           <w:numId w:val="2"/>
         </w:numPr>
         <w:spacing w:after="80"/>
+        <w:jc w:val="both"/>
       </w:pPr>
       <w:r>
         <w:t>Build a feature extraction pipeline from git history to support test failure prediction in Java projects.</w:t>
@@ -936,6 +943,7 @@
           <w:numId w:val="2"/>
         </w:numPr>
         <w:spacing w:after="80"/>
+        <w:jc w:val="both"/>
       </w:pPr>
       <w:r>
         <w:t>Train and compare XGBoost and LightGBM models, evaluated using the APFD (Average Percentage of Faults Detected) metric.</w:t>
@@ -949,6 +957,7 @@
           <w:numId w:val="2"/>
         </w:numPr>
         <w:spacing w:after="80"/>
+        <w:jc w:val="both"/>
       </w:pPr>
       <w:r>
         <w:t>Design and implement a confidence-based early exit mechanism integrated into GitHub Actions.</w:t>
@@ -962,6 +971,7 @@
           <w:numId w:val="2"/>
         </w:numPr>
         <w:spacing w:after="80"/>
+        <w:jc w:val="both"/>
       </w:pPr>
       <w:r>
         <w:t>Develop a feedback loop with statistical drift detection (PSI/KS test) to trigger automatic model retraining.</w:t>
@@ -975,6 +985,7 @@
           <w:numId w:val="2"/>
         </w:numPr>
         <w:spacing w:after="80"/>
+        <w:jc w:val="both"/>
       </w:pPr>
       <w:r>
         <w:t>Evaluate the complete system on at least two public Java repositories from the RTPTorrent benchmark against defined baselines.</w:t>
@@ -983,11 +994,13 @@
     <w:p>
       <w:pPr>
         <w:spacing w:after="80"/>
+        <w:jc w:val="both"/>
       </w:pPr>
     </w:p>
     <w:p>
       <w:pPr>
         <w:spacing w:after="120"/>
+        <w:jc w:val="both"/>
       </w:pPr>
       <w:r>
         <w:t>The following three research questions structure the investigation:</w:t>
@@ -996,11 +1009,13 @@
     <w:p>
       <w:pPr>
         <w:spacing w:after="80"/>
+        <w:jc w:val="both"/>
       </w:pPr>
     </w:p>
     <w:p>
       <w:pPr>
         <w:spacing w:after="120"/>
+        <w:jc w:val="both"/>
       </w:pPr>
       <w:r>
         <w:rPr>
@@ -1017,6 +1032,7 @@
     <w:p>
       <w:pPr>
         <w:spacing w:after="120"/>
+        <w:jc w:val="both"/>
       </w:pPr>
       <w:r>
         <w:rPr>
@@ -1032,6 +1048,7 @@
     <w:p>
       <w:pPr>
         <w:spacing w:after="120"/>
+        <w:jc w:val="both"/>
       </w:pPr>
       <w:r>
         <w:rPr>
@@ -1047,6 +1064,7 @@
     <w:p>
       <w:pPr>
         <w:spacing w:after="120"/>
+        <w:jc w:val="both"/>
       </w:pPr>
       <w:r>
         <w:rPr>
@@ -1070,6 +1088,7 @@
     <w:p>
       <w:pPr>
         <w:spacing w:after="120"/>
+        <w:jc w:val="both"/>
       </w:pPr>
       <w:r>
         <w:t>The following table explicitly defines the boundaries of this project. Items listed as out of scope are excluded to ensure the work remains feasible within a four-month master's timeline and to maintain a coherent, evaluable research contribution.</w:t>
@@ -1125,6 +1144,9 @@
             <w:vAlign w:val="center"/>
           </w:tcPr>
           <w:p>
+            <w:pPr>
+              <w:jc w:val="both"/>
+            </w:pPr>
             <w:r>
               <w:rPr>
                 <w:b/>
@@ -1154,6 +1176,9 @@
             <w:vAlign w:val="center"/>
           </w:tcPr>
           <w:p>
+            <w:pPr>
+              <w:jc w:val="both"/>
+            </w:pPr>
             <w:r>
               <w:rPr>
                 <w:b/>
@@ -1183,6 +1208,9 @@
             <w:vAlign w:val="center"/>
           </w:tcPr>
           <w:p>
+            <w:pPr>
+              <w:jc w:val="both"/>
+            </w:pPr>
             <w:r>
               <w:rPr>
                 <w:b/>
@@ -1214,6 +1242,9 @@
             <w:vAlign w:val="center"/>
           </w:tcPr>
           <w:p>
+            <w:pPr>
+              <w:jc w:val="both"/>
+            </w:pPr>
             <w:r>
               <w:rPr>
                 <w:color w:val="000000"/>
@@ -1241,6 +1272,9 @@
             <w:vAlign w:val="center"/>
           </w:tcPr>
           <w:p>
+            <w:pPr>
+              <w:jc w:val="both"/>
+            </w:pPr>
             <w:r>
               <w:rPr>
                 <w:color w:val="000000"/>
@@ -1268,6 +1302,9 @@
             <w:vAlign w:val="center"/>
           </w:tcPr>
           <w:p>
+            <w:pPr>
+              <w:jc w:val="both"/>
+            </w:pPr>
             <w:r>
               <w:rPr>
                 <w:color w:val="000000"/>
@@ -1297,6 +1334,9 @@
             <w:vAlign w:val="center"/>
           </w:tcPr>
           <w:p>
+            <w:pPr>
+              <w:jc w:val="both"/>
+            </w:pPr>
             <w:r>
               <w:rPr>
                 <w:color w:val="000000"/>
@@ -1324,6 +1364,9 @@
             <w:vAlign w:val="center"/>
           </w:tcPr>
           <w:p>
+            <w:pPr>
+              <w:jc w:val="both"/>
+            </w:pPr>
             <w:r>
               <w:rPr>
                 <w:color w:val="000000"/>
@@ -1351,6 +1394,9 @@
             <w:vAlign w:val="center"/>
           </w:tcPr>
           <w:p>
+            <w:pPr>
+              <w:jc w:val="both"/>
+            </w:pPr>
             <w:r>
               <w:rPr>
                 <w:color w:val="000000"/>
@@ -1380,6 +1426,9 @@
             <w:vAlign w:val="center"/>
           </w:tcPr>
           <w:p>
+            <w:pPr>
+              <w:jc w:val="both"/>
+            </w:pPr>
             <w:r>
               <w:rPr>
                 <w:color w:val="000000"/>
@@ -1407,6 +1456,9 @@
             <w:vAlign w:val="center"/>
           </w:tcPr>
           <w:p>
+            <w:pPr>
+              <w:jc w:val="both"/>
+            </w:pPr>
             <w:r>
               <w:rPr>
                 <w:color w:val="000000"/>
@@ -1434,6 +1486,9 @@
             <w:vAlign w:val="center"/>
           </w:tcPr>
           <w:p>
+            <w:pPr>
+              <w:jc w:val="both"/>
+            </w:pPr>
             <w:r>
               <w:rPr>
                 <w:color w:val="000000"/>
@@ -1463,6 +1518,9 @@
             <w:vAlign w:val="center"/>
           </w:tcPr>
           <w:p>
+            <w:pPr>
+              <w:jc w:val="both"/>
+            </w:pPr>
             <w:r>
               <w:rPr>
                 <w:color w:val="000000"/>
@@ -1490,6 +1548,9 @@
             <w:vAlign w:val="center"/>
           </w:tcPr>
           <w:p>
+            <w:pPr>
+              <w:jc w:val="both"/>
+            </w:pPr>
             <w:r>
               <w:rPr>
                 <w:color w:val="000000"/>
@@ -1517,6 +1578,9 @@
             <w:vAlign w:val="center"/>
           </w:tcPr>
           <w:p>
+            <w:pPr>
+              <w:jc w:val="both"/>
+            </w:pPr>
             <w:r>
               <w:rPr>
                 <w:color w:val="000000"/>
@@ -1546,6 +1610,9 @@
             <w:vAlign w:val="center"/>
           </w:tcPr>
           <w:p>
+            <w:pPr>
+              <w:jc w:val="both"/>
+            </w:pPr>
             <w:r>
               <w:rPr>
                 <w:color w:val="000000"/>
@@ -1573,6 +1640,9 @@
             <w:vAlign w:val="center"/>
           </w:tcPr>
           <w:p>
+            <w:pPr>
+              <w:jc w:val="both"/>
+            </w:pPr>
             <w:r>
               <w:rPr>
                 <w:color w:val="000000"/>
@@ -1600,6 +1670,9 @@
             <w:vAlign w:val="center"/>
           </w:tcPr>
           <w:p>
+            <w:pPr>
+              <w:jc w:val="both"/>
+            </w:pPr>
             <w:r>
               <w:rPr>
                 <w:color w:val="000000"/>
@@ -1613,17 +1686,22 @@
     <w:p>
       <w:pPr>
         <w:spacing w:after="80"/>
+        <w:jc w:val="both"/>
       </w:pPr>
     </w:p>
     <w:p>
       <w:pPr>
         <w:spacing w:after="120"/>
+        <w:jc w:val="both"/>
       </w:pPr>
       <w:r>
         <w:t>The limitation to per-project models is a deliberate scope decision. Cross-project generalization is a valuable but substantially larger research problem requiring transfer learning or domain adaptation methods that would exceed the master's timeline. This limitation is documented as future work in the thesis conclusion.</w:t>
       </w:r>
     </w:p>
     <w:p>
+      <w:pPr>
+        <w:jc w:val="both"/>
+      </w:pPr>
       <w:r>
         <w:br w:type="page"/>
       </w:r>
@@ -1640,6 +1718,7 @@
     <w:p>
       <w:pPr>
         <w:spacing w:after="120"/>
+        <w:jc w:val="both"/>
       </w:pPr>
       <w:r>
         <w:t>This chapter presents the technical solution proposed to address the CI feedback latency problem identified in Chapter 1. Section 2.1 describes the solution and its scientific contributions in relation to prior work. Section 2.2 provides an overview of the software architecture. Section 2.3 details the technology stack and rationale for each selection.</w:t>
@@ -1656,6 +1735,7 @@
     <w:p>
       <w:pPr>
         <w:spacing w:after="120"/>
+        <w:jc w:val="both"/>
       </w:pPr>
       <w:r>
         <w:t xml:space="preserve">The proposed system, termed </w:t>
@@ -1674,6 +1754,7 @@
     <w:p>
       <w:pPr>
         <w:spacing w:after="120"/>
+        <w:jc w:val="both"/>
       </w:pPr>
       <w:r>
         <w:t>The system addresses the three research questions through three distinct scientific contributions, each positioned against the current state of the art:</w:t>
@@ -1682,6 +1763,7 @@
     <w:p>
       <w:pPr>
         <w:pStyle w:val="Heading3"/>
+        <w:jc w:val="both"/>
       </w:pPr>
       <w:r>
         <w:t>Contribution 1 — Java-Specific Feature Engineering for Test Prioritization</w:t>
@@ -1690,27 +1772,19 @@
     <w:p>
       <w:pPr>
         <w:spacing w:after="120"/>
-      </w:pPr>
-      <w:r>
-        <w:t>Existing research, including Elsner et al. [3], Bertolino et al. [4], and Yaraghi et al. [NEW_REF], has established effective TCP approaches using VCS metadata, test history, and file-change association features on Java open-source projects. However, these feature sets operate at the file and commit level, and do not capture structural properties specific to the Java build ecosystem: Maven module coupling, Spring context dependency graphs, and JUnit annotation semantics. This thesis constructs and validates a feature set at this ecosystem-specific level, extending prior language-agnostic approaches with Java-framework-aware features that have not been systematically evaluated in the existing literature</w:t>
-      </w:r>
-      <w:r>
-        <w:t xml:space="preserve">. While Elsner et al. demonstrate that generic VCS metadata suffices for language-agnostic CI settings, their feature set does not capture Java-specific module coupling, framework dependency semantics, or annotation-level test classification. This thesis constructs and systematically validates a feature set designed specifically for the Java ecosystem, incorporating </w:t>
-      </w:r>
-      <w:r>
-        <w:rPr>
-          <w:b/>
-          <w:bCs/>
-        </w:rPr>
-        <w:t>Maven module coupling, Spring context dependency graphs, and JUnit annotation semantics</w:t>
-      </w:r>
-      <w:r>
-        <w:t>. This feature set has not been systematically studied or published in the existing test prioritization literature, constituting a reproducible engineering contribution for the Java research community.</w:t>
+        <w:jc w:val="both"/>
+      </w:pPr>
+      <w:r>
+        <w:t>Existing research has established effective TCP approaches using VCS metadata, test history, and file-change association features on Java open-source projects, most notably Elsner et al. [3] (generic VCS-only features achieving ~84% CI time savings in an industrial setting) and Bertolino et al. [4] (learning-to-rank strategies for CI regression testing). More recently, Yaraghi et al. [11] established a stronger ML-based benchmark on a broader set of open-source projects, raising the bar for what constitutes a non-trivial improvement. None of these approaches capture structural properties specific to the Java build ecosystem: Maven module coupling, Spring context dependency graphs, and JUnit annotation semantics. This thesis constructs and systematically validates a feature set at this ecosystem-specific level, positioned as an extension of the Elsner/Yaraghi feature families rather than a replacement — the Java-specific feature group (Section 5.5) is evaluated as an additive ablation on top of the VCS/history-based baseline, isolating the marginal contribution of Maven/Spring/JUnit-aware features. This narrower, ablation-based framing is deliberate: it does not claim to outperform Yaraghi et al. [11] in absolute terms, but to demonstrate measurable, isolatable value of Java-framework-aware features within the RTPTorrent benchmark.</w:t>
+      </w:r>
+      <w:r>
+        <w:t>.</w:t>
       </w:r>
     </w:p>
     <w:p>
       <w:pPr>
         <w:pStyle w:val="Heading3"/>
+        <w:jc w:val="both"/>
       </w:pPr>
       <w:r>
         <w:t>Contribution 2 — Confidence-Based Early Exit Strategy</w:t>
@@ -1719,6 +1793,7 @@
     <w:p>
       <w:pPr>
         <w:spacing w:after="120"/>
+        <w:jc w:val="both"/>
       </w:pPr>
       <w:r>
         <w:t xml:space="preserve">Existing CI optimization systems, including ROCKET [7] and SELECT [8], adopt fixed top-K test selection strategies: a predetermined number of tests is selected and executed regardless of the uncertainty distribution of the current commit. This thesis proposes a </w:t>
@@ -1737,6 +1812,7 @@
     <w:p>
       <w:pPr>
         <w:pStyle w:val="Heading3"/>
+        <w:jc w:val="both"/>
       </w:pPr>
       <w:r>
         <w:t>Contribution 3 — Adaptive Retraining via Statistical Drift Detection</w:t>
@@ -1745,6 +1821,7 @@
     <w:p>
       <w:pPr>
         <w:spacing w:after="120"/>
+        <w:jc w:val="both"/>
       </w:pPr>
       <w:r>
         <w:t xml:space="preserve">Existing CI optimization deployments, including commercial products such as Launchable and academic prototypes like ROCKET, rely on fixed retraining schedules (weekly or monthly) or manual intervention to address model staleness. This thesis contributes an automated drift detection mechanism using </w:t>
@@ -1757,11 +1834,11 @@
         <w:t>Population Stability Index (PSI)</w:t>
       </w:r>
       <w:r>
-        <w:t xml:space="preserve"> applied to the </w:t>
+        <w:t xml:space="preserve"> applied to the model's input feature distribution. When PSI exceeds a calibrated threshold, retraining is triggered </w:t>
       </w:r>
       <w:r>
         <w:lastRenderedPageBreak/>
-        <w:t>model's input feature distribution. When PSI exceeds a calibrated threshold, retraining is triggered automatically. This MLOps contribution directly addresses the model staleness problem in continuously evolving codebases and represents a practically deployable solution to a known weakness in existing systems.</w:t>
+        <w:t>automatically. This MLOps contribution directly addresses the model staleness problem in continuously evolving codebases and represents a practically deployable solution to a known weakness in existing systems.</w:t>
       </w:r>
     </w:p>
     <w:p>
@@ -1775,6 +1852,7 @@
     <w:p>
       <w:pPr>
         <w:spacing w:after="120"/>
+        <w:jc w:val="both"/>
       </w:pPr>
       <w:r>
         <w:t>The system follows a microservices architecture with two functionally independent pipelines connected by a shared model registry. The offline pipeline runs asynchronously on a schedule or drift trigger; the online pipeline runs synchronously on each CI event.</w:t>
@@ -2572,6 +2650,7 @@
     <w:p>
       <w:pPr>
         <w:spacing w:after="120"/>
+        <w:jc w:val="both"/>
       </w:pPr>
       <w:r>
         <w:t>The online prediction pipeline operates as follows: a GitHub Actions webhook triggers the CI plugin, which calls the FastAPI serving endpoint with commit metadata. The endpoint extracts real-time features, scores each test case, returns a prioritized list, and applies early exit logic. The entire online path is designed to complete within 2 seconds to avoid adding measurable overhead to the CI trigger.</w:t>
@@ -2580,6 +2659,7 @@
     <w:p>
       <w:pPr>
         <w:pStyle w:val="Heading2"/>
+        <w:jc w:val="both"/>
       </w:pPr>
       <w:r>
         <w:t>2.3. Technology and Tools Used</w:t>
@@ -2588,6 +2668,7 @@
     <w:p>
       <w:pPr>
         <w:spacing w:after="120"/>
+        <w:jc w:val="both"/>
       </w:pPr>
       <w:r>
         <w:t>Technology selection is governed by three constraints: (1) self-hosted deployment without SaaS dependencies, (2) compatibility with standard Java Maven/Gradle project structures, and (3) reproducibility by the academic research community with freely available tools.</w:t>
@@ -2596,6 +2677,7 @@
     <w:p>
       <w:pPr>
         <w:spacing w:after="120"/>
+        <w:jc w:val="both"/>
       </w:pPr>
       <w:r>
         <w:rPr>
@@ -2635,17 +2717,14 @@
         <w:t>MLflow</w:t>
       </w:r>
       <w:r>
-        <w:t xml:space="preserve"> provides experiment tracking and model registry functionality, enabling reproducibility of training </w:t>
-      </w:r>
-      <w:r>
-        <w:lastRenderedPageBreak/>
-        <w:t xml:space="preserve">runs. </w:t>
+        <w:t xml:space="preserve"> provides experiment tracking and model registry functionality, enabling reproducibility of training runs. </w:t>
       </w:r>
       <w:r>
         <w:rPr>
           <w:b/>
           <w:bCs/>
         </w:rPr>
+        <w:lastRenderedPageBreak/>
         <w:t>Evidently AI</w:t>
       </w:r>
       <w:r>
@@ -2669,6 +2748,7 @@
     <w:p>
       <w:pPr>
         <w:spacing w:after="120"/>
+        <w:jc w:val="both"/>
       </w:pPr>
       <w:r>
         <w:t>Translating the proposed solution into a completed thesis requires a structured and realistic execution plan. This chapter outlines the major development phases and their constituent activities (Section 3.1), provides a visual schedule for the four-month timeline (Section 3.2), and assesses feasibility with respect to technical risks, resource requirements, and mitigation strategies (Section 3.3).</w:t>
@@ -2685,6 +2765,7 @@
     <w:p>
       <w:pPr>
         <w:pStyle w:val="Heading3"/>
+        <w:jc w:val="both"/>
       </w:pPr>
       <w:r>
         <w:t>Phase 1 — Literature Review, Dataset Collection, and Feature Engineering (Month 1)</w:t>
@@ -2693,6 +2774,7 @@
     <w:p>
       <w:pPr>
         <w:pStyle w:val="font-claude-response-body"/>
+        <w:jc w:val="both"/>
       </w:pPr>
       <w:r>
         <w:t xml:space="preserve">This phase establishes the research foundation. Activities include: systematic review of test prioritization literature with particular focus on ROCKET [7], SELECT [8], Bertolino et al. [4], and Elsner et al. [3]; </w:t>
@@ -2722,6 +2804,7 @@
     <w:p>
       <w:pPr>
         <w:pStyle w:val="Heading3"/>
+        <w:jc w:val="both"/>
       </w:pPr>
       <w:r>
         <w:t>Phase 2 — Model Training and Baseline Evaluation (Month 2)</w:t>
@@ -2730,6 +2813,7 @@
     <w:p>
       <w:pPr>
         <w:spacing w:after="120"/>
+        <w:jc w:val="both"/>
       </w:pPr>
       <w:r>
         <w:t>This phase addresses RQ1. Activities include: implementation of time-aware train/test split to prevent data leakage; training of XGBoost and LightGBM models across the feature groups defined in Section 5.5; hyperparameter tuning via cross-validation; baseline comparison against random ordering, alphabetical ordering, Most Recently Failed (MRF) heuristic, and the Elsner et al. (2021) VCS-only baseline; and MLflow experiment tracking for full reproducibility. Deliverables: trained models registered in MLflow, APFD evaluation report with baseline comparison.</w:t>
@@ -2738,6 +2822,7 @@
     <w:p>
       <w:pPr>
         <w:pStyle w:val="Heading3"/>
+        <w:jc w:val="both"/>
       </w:pPr>
       <w:r>
         <w:t>Phase 3 — CI Integration and Early Exit Implementation (Month 3)</w:t>
@@ -2746,6 +2831,7 @@
     <w:p>
       <w:pPr>
         <w:spacing w:after="120"/>
+        <w:jc w:val="both"/>
       </w:pPr>
       <w:r>
         <w:t>This phase addresses RQ2a and RQ2b. Activities include: implementation of the FastAPI model serving endpoint; development of the GitHub Actions custom action (CI plugin); integration of the confidence-based early exit mechanism with configurable threshold; end-to-end demonstration on the primary RTPTorrent project; and documentation of the plugin API. Deliverables: working GitHub Actions plugin, end-to-end demo with measured time reduction, trade-off curve across confidence thresholds [0.5, 0.6, 0.7, 0.8, 0.9].</w:t>
@@ -2754,6 +2840,7 @@
     <w:p>
       <w:pPr>
         <w:pStyle w:val="Heading3"/>
+        <w:jc w:val="both"/>
       </w:pPr>
       <w:r>
         <w:t>Phase 4 — Drift Detection, Dashboard, Evaluation, and Thesis Writing (Month 4)</w:t>
@@ -2762,6 +2849,7 @@
     <w:p>
       <w:pPr>
         <w:pStyle w:val="font-claude-response-body"/>
+        <w:jc w:val="both"/>
       </w:pPr>
       <w:r>
         <w:t xml:space="preserve">This phase addresses RQ3 and consolidates all evaluation. Activities include: implementation of PSI-based drift detection and automatic retrain trigger; development of the ReactJS dashboard for monitoring; </w:t>
@@ -2785,6 +2873,7 @@
     <w:p>
       <w:pPr>
         <w:pStyle w:val="Heading2"/>
+        <w:jc w:val="both"/>
       </w:pPr>
       <w:r>
         <w:t>3.2. Expected Schedule (Preliminary)</w:t>
@@ -2793,9 +2882,9 @@
     <w:p>
       <w:pPr>
         <w:spacing w:after="120"/>
-      </w:pPr>
-      <w:r>
-        <w:lastRenderedPageBreak/>
+        <w:jc w:val="both"/>
+      </w:pPr>
+      <w:r>
         <w:t>The following Gantt chart presents the planned schedule across the four-month timeline (16 weeks). Critical path items are marked with an asterisk (*).</w:t>
       </w:r>
     </w:p>
@@ -2865,6 +2954,7 @@
                 <w:bCs/>
                 <w:color w:val="FFFFFF"/>
               </w:rPr>
+              <w:lastRenderedPageBreak/>
               <w:t>Task / Week</w:t>
             </w:r>
           </w:p>
@@ -7556,7 +7646,6 @@
               <w:rPr>
                 <w:color w:val="000000"/>
               </w:rPr>
-              <w:lastRenderedPageBreak/>
               <w:t>Model staleness after 4–6 weeks of operation</w:t>
             </w:r>
           </w:p>
@@ -7667,6 +7756,7 @@
               <w:rPr>
                 <w:color w:val="000000"/>
               </w:rPr>
+              <w:lastRenderedPageBreak/>
               <w:t>Committee questions cross-project generalization</w:t>
             </w:r>
           </w:p>
@@ -7770,6 +7860,7 @@
     <w:p>
       <w:pPr>
         <w:pStyle w:val="font-claude-response-body"/>
+        <w:jc w:val="both"/>
       </w:pPr>
       <w:r>
         <w:rPr>
@@ -7788,6 +7879,7 @@
     <w:p>
       <w:pPr>
         <w:pStyle w:val="font-claude-response-body"/>
+        <w:jc w:val="both"/>
       </w:pPr>
       <w:r>
         <w:t xml:space="preserve">(1) </w:t>
@@ -7865,6 +7957,7 @@
     <w:p>
       <w:pPr>
         <w:pStyle w:val="font-claude-response-body"/>
+        <w:jc w:val="both"/>
       </w:pPr>
       <w:r>
         <w:t>(2) a minimum of 100 CI builds to ensure sufficient temporal depth for time-aware splitting;</w:t>
@@ -7873,6 +7966,7 @@
     <w:p>
       <w:pPr>
         <w:pStyle w:val="font-claude-response-body"/>
+        <w:jc w:val="both"/>
       </w:pPr>
       <w:r>
         <w:t xml:space="preserve">(3) presence of an associated </w:t>
@@ -7893,11 +7987,13 @@
     <w:p>
       <w:pPr>
         <w:spacing w:after="80"/>
+        <w:jc w:val="both"/>
       </w:pPr>
     </w:p>
     <w:p>
       <w:pPr>
         <w:spacing w:after="120"/>
+        <w:jc w:val="both"/>
       </w:pPr>
       <w:r>
         <w:rPr>
@@ -7913,11 +8009,13 @@
     <w:p>
       <w:pPr>
         <w:spacing w:after="80"/>
+        <w:jc w:val="both"/>
       </w:pPr>
     </w:p>
     <w:p>
       <w:pPr>
         <w:spacing w:after="120"/>
+        <w:jc w:val="both"/>
       </w:pPr>
       <w:r>
         <w:rPr>
@@ -7933,6 +8031,7 @@
     <w:p>
       <w:pPr>
         <w:pStyle w:val="Heading3"/>
+        <w:jc w:val="both"/>
       </w:pPr>
       <w:r>
         <w:t>Resource Requirements</w:t>
@@ -7941,16 +8040,16 @@
     <w:p>
       <w:pPr>
         <w:spacing w:after="120"/>
-      </w:pPr>
-      <w:r>
-        <w:t xml:space="preserve">Hardware: a standard development laptop (8GB RAM, 4-core CPU) is sufficient for model training on the expected dataset size of 10,000–50,000 samples. No GPU is required. </w:t>
-      </w:r>
-      <w:r>
-        <w:lastRenderedPageBreak/>
-        <w:t>Software: all tools are open-source (Python, Java, MLflow, Evidently AI, Docker). No licensed software or cloud compute budget is required for the research phase.</w:t>
-      </w:r>
-    </w:p>
-    <w:p>
+        <w:jc w:val="both"/>
+      </w:pPr>
+      <w:r>
+        <w:t>Hardware: a standard development laptop (8GB RAM, 4-core CPU) is sufficient for model training on the expected dataset size of 10,000–50,000 samples. No GPU is required. Software: all tools are open-source (Python, Java, MLflow, Evidently AI, Docker). No licensed software or cloud compute budget is required for the research phase.</w:t>
+      </w:r>
+    </w:p>
+    <w:p>
+      <w:pPr>
+        <w:jc w:val="both"/>
+      </w:pPr>
       <w:r>
         <w:br w:type="page"/>
       </w:r>
@@ -7958,6 +8057,7 @@
     <w:p>
       <w:pPr>
         <w:pStyle w:val="Heading1"/>
+        <w:jc w:val="both"/>
       </w:pPr>
       <w:r>
         <w:lastRenderedPageBreak/>
@@ -7967,6 +8067,7 @@
     <w:p>
       <w:pPr>
         <w:spacing w:after="120"/>
+        <w:jc w:val="both"/>
       </w:pPr>
       <w:r>
         <w:t>This chapter defines the concrete, measurable outcomes expected upon successful completion of the project. The deliverables listed here correspond directly to the research objectives stated in Section 1.2 and serve as the primary evaluation criteria for the thesis assessment.</w:t>
@@ -8690,6 +8791,7 @@
     <w:p>
       <w:pPr>
         <w:spacing w:after="120"/>
+        <w:jc w:val="both"/>
       </w:pPr>
       <w:r>
         <w:t>Establishing the validity of the proposed system requires a rigorous evaluation methodology that directly answers each research question with appropriate evidence. This chapter specifies the evaluation metrics, baseline comparisons, dataset and validation strategy, and experimental conditions for each of the three research questions.</w:t>
@@ -9299,6 +9401,7 @@
     <w:p>
       <w:pPr>
         <w:spacing w:after="120"/>
+        <w:jc w:val="both"/>
       </w:pPr>
       <w:r>
         <w:rPr>
@@ -9311,15 +9414,13 @@
         <w:t xml:space="preserve"> (Average Percentage of Faults Detected) is the primary metric for RQ1 and is the standard metric in the test prioritization research community [3, 4]. A higher APFD indicates that failing tests are surfaced earlier in the execution order. APFD ranges from 0 to 1; values above 0.70 are considered meaningful improvements over random ordering in comparable literature.</w:t>
       </w:r>
       <w:r>
-        <w:t xml:space="preserve"> </w:t>
-      </w:r>
-      <w:r>
-        <w:t>APFDc (cost-aware APFD) is not used as the primary metric because RTPTorrent does not provide independent per-test execution cost at sufficient granularity — test durations in RTPTorrent are logged at class level and subject to parallelization artifacts that make cost-weighting unreliable. This is consistent with the evaluation choices of Elsner et al. [3] and Mattis et al. [5] on the same dataset. APFD remains the standard metric for this evaluation context.</w:t>
+        <w:t xml:space="preserve"> APFDc (cost-aware APFD) is not used as the primary metric because RTPTorrent does not provide independent per-test execution cost at sufficient granularity — test durations in RTPTorrent are logged at class level and subject to parallelization artifacts that make cost-weighting unreliable. This is consistent with the evaluation choices of Elsner et al. [3] and Mattis et al. [5] on the same dataset. APFD remains the standard metric for this evaluation context.</w:t>
       </w:r>
     </w:p>
     <w:p>
       <w:pPr>
         <w:spacing w:after="120"/>
+        <w:jc w:val="both"/>
       </w:pPr>
       <w:r>
         <w:rPr>
@@ -9335,6 +9436,7 @@
     <w:p>
       <w:pPr>
         <w:spacing w:after="120"/>
+        <w:jc w:val="both"/>
       </w:pPr>
       <w:r>
         <w:rPr>
@@ -9350,6 +9452,7 @@
     <w:p>
       <w:pPr>
         <w:pStyle w:val="Heading2"/>
+        <w:jc w:val="both"/>
       </w:pPr>
       <w:r>
         <w:t>5.3. Baselines</w:t>
@@ -9358,6 +9461,7 @@
     <w:p>
       <w:pPr>
         <w:spacing w:after="120"/>
+        <w:jc w:val="both"/>
       </w:pPr>
       <w:r>
         <w:t>All results are compared against four baselines:</w:t>
@@ -9371,6 +9475,7 @@
           <w:numId w:val="2"/>
         </w:numPr>
         <w:spacing w:after="80"/>
+        <w:jc w:val="both"/>
       </w:pPr>
       <w:r>
         <w:lastRenderedPageBreak/>
@@ -9385,6 +9490,7 @@
           <w:numId w:val="2"/>
         </w:numPr>
         <w:spacing w:after="80"/>
+        <w:jc w:val="both"/>
       </w:pPr>
       <w:r>
         <w:t>Alphabetical ordering — the de facto default in most Maven/Gradle projects without explicit ordering configuration.</w:t>
@@ -9398,6 +9504,7 @@
           <w:numId w:val="2"/>
         </w:numPr>
         <w:spacing w:after="80"/>
+        <w:jc w:val="both"/>
       </w:pPr>
       <w:r>
         <w:t>Most Recently Failed (MRF) — tests that failed most recently are executed first; represents a simple heuristic commonly used in practice.</w:t>
@@ -9411,6 +9518,7 @@
           <w:numId w:val="2"/>
         </w:numPr>
         <w:spacing w:after="80"/>
+        <w:jc w:val="both"/>
       </w:pPr>
       <w:r>
         <w:t>Elsner et al. (2021) VCS-only baseline — an approach using only CI and VCS metadata without Java-specific features; directly tests whether the Java-specific feature engineering in Contribution 1 adds measurable value over a language-agnostic approach.</w:t>
@@ -9418,12 +9526,28 @@
     </w:p>
     <w:p>
       <w:pPr>
+        <w:pStyle w:val="ListParagraph"/>
+        <w:numPr>
+          <w:ilvl w:val="0"/>
+          <w:numId w:val="2"/>
+        </w:numPr>
         <w:spacing w:after="80"/>
+        <w:jc w:val="both"/>
+      </w:pPr>
+      <w:r>
+        <w:t>Yaraghi et al. (2022) ML-based baseline — represents the strongest published ML-based prioritization benchmark prior to this work; included to contextualize the absolute performance level expected from a well-tuned ML model on similar datasets, though direct numerical comparison is limited by differences in project selection between RTPTorrent and Yaraghi's benchmark.</w:t>
+      </w:r>
+    </w:p>
+    <w:p>
+      <w:pPr>
+        <w:spacing w:after="80"/>
+        <w:jc w:val="both"/>
       </w:pPr>
     </w:p>
     <w:p>
       <w:pPr>
         <w:spacing w:after="120"/>
+        <w:jc w:val="both"/>
       </w:pPr>
       <w:r>
         <w:t>ROCKET [7] and SELECT [8] are also discussed in the related work as SOTA references, but direct numerical comparison is not claimed due to differences in dataset and evaluation environment.</w:t>
@@ -9432,6 +9556,7 @@
     <w:p>
       <w:pPr>
         <w:pStyle w:val="Heading2"/>
+        <w:jc w:val="both"/>
       </w:pPr>
       <w:r>
         <w:t>5.4. Validation Strategy</w:t>
@@ -9440,6 +9565,7 @@
     <w:p>
       <w:pPr>
         <w:pStyle w:val="font-claude-response-body"/>
+        <w:jc w:val="both"/>
       </w:pPr>
       <w:r>
         <w:rPr>
@@ -9462,6 +9588,7 @@
     <w:p>
       <w:pPr>
         <w:pStyle w:val="font-claude-response-body"/>
+        <w:jc w:val="both"/>
       </w:pPr>
       <w:r>
         <w:rPr>
@@ -9476,6 +9603,7 @@
     <w:p>
       <w:pPr>
         <w:spacing w:after="120"/>
+        <w:jc w:val="both"/>
       </w:pPr>
       <w:r>
         <w:rPr>
@@ -9491,6 +9619,7 @@
     <w:p>
       <w:pPr>
         <w:pStyle w:val="Heading2"/>
+        <w:jc w:val="both"/>
       </w:pPr>
       <w:r>
         <w:t>5.5. Feature Groups</w:t>
@@ -9499,6 +9628,7 @@
     <w:p>
       <w:pPr>
         <w:spacing w:after="120"/>
+        <w:jc w:val="both"/>
       </w:pPr>
       <w:r>
         <w:t>The following feature groups are used for model training. Expected importance is based on prior literature [3, 4, 7] and will be validated empirically via XGBoost feature importance scores. Features marked with (*) are Java-specific and have not been systematically evaluated in prior work.</w:t>
@@ -9561,7 +9691,6 @@
                 <w:bCs/>
                 <w:color w:val="FFFFFF"/>
               </w:rPr>
-              <w:lastRenderedPageBreak/>
               <w:t>Feature Group</w:t>
             </w:r>
           </w:p>
@@ -10332,6 +10461,7 @@
     <w:p>
       <w:pPr>
         <w:spacing w:after="120"/>
+        <w:jc w:val="both"/>
       </w:pPr>
       <w:r>
         <w:t>[1]</w:t>
@@ -10344,6 +10474,7 @@
     <w:p>
       <w:pPr>
         <w:spacing w:after="120"/>
+        <w:jc w:val="both"/>
       </w:pPr>
       <w:r>
         <w:t>[2]</w:t>
@@ -10356,6 +10487,7 @@
     <w:p>
       <w:pPr>
         <w:spacing w:after="120"/>
+        <w:jc w:val="both"/>
       </w:pPr>
       <w:r>
         <w:t>[3]</w:t>
@@ -10368,6 +10500,7 @@
     <w:p>
       <w:pPr>
         <w:spacing w:after="120"/>
+        <w:jc w:val="both"/>
       </w:pPr>
       <w:r>
         <w:t>[4]</w:t>
@@ -10380,6 +10513,7 @@
     <w:p>
       <w:pPr>
         <w:spacing w:after="120"/>
+        <w:jc w:val="both"/>
       </w:pPr>
       <w:r>
         <w:t>[5]</w:t>
@@ -10392,6 +10526,7 @@
     <w:p>
       <w:pPr>
         <w:spacing w:after="120"/>
+        <w:jc w:val="both"/>
       </w:pPr>
       <w:r>
         <w:t>[6]</w:t>
@@ -10404,6 +10539,7 @@
     <w:p>
       <w:pPr>
         <w:spacing w:after="120"/>
+        <w:jc w:val="both"/>
       </w:pPr>
       <w:r>
         <w:t>[7]</w:t>
@@ -10416,6 +10552,7 @@
     <w:p>
       <w:pPr>
         <w:spacing w:after="120"/>
+        <w:jc w:val="both"/>
       </w:pPr>
       <w:r>
         <w:t>[8]</w:t>
@@ -10428,6 +10565,7 @@
     <w:p>
       <w:pPr>
         <w:spacing w:after="120"/>
+        <w:jc w:val="both"/>
       </w:pPr>
       <w:r>
         <w:t>[9]</w:t>
@@ -10440,6 +10578,7 @@
     <w:p>
       <w:pPr>
         <w:spacing w:after="120"/>
+        <w:jc w:val="both"/>
       </w:pPr>
       <w:r>
         <w:t>[10]</w:t>
@@ -10452,6 +10591,7 @@
     <w:p>
       <w:pPr>
         <w:spacing w:after="120"/>
+        <w:jc w:val="both"/>
       </w:pPr>
       <w:r>
         <w:t>[11]</w:t>
@@ -10474,7 +10614,7 @@
 </file>
 
 <file path=word/endnotes.xml><?xml version="1.0" encoding="utf-8"?>
-<w:endnotes xmlns:wpc="http://schemas.microsoft.com/office/word/2010/wordprocessingCanvas" xmlns:cx="http://schemas.microsoft.com/office/drawing/2014/chartex" xmlns:cx1="http://schemas.microsoft.com/office/drawing/2015/9/8/chartex" xmlns:cx2="http://schemas.microsoft.com/office/drawing/2015/10/21/chartex" xmlns:cx3="http://schemas.microsoft.com/office/drawing/2016/5/9/chartex" xmlns:cx4="http://schemas.microsoft.com/office/drawing/2016/5/10/chartex" xmlns:cx5="http://schemas.microsoft.com/office/drawing/2016/5/11/chartex" xmlns:cx6="http://schemas.microsoft.com/office/drawing/2016/5/12/chartex" xmlns:cx7="http://schemas.microsoft.com/office/drawing/2016/5/13/chartex" xmlns:cx8="http://schemas.microsoft.com/office/drawing/2016/5/14/chartex" xmlns:mc="http://schemas.openxmlformats.org/markup-compatibility/2006" xmlns:aink="http://schemas.microsoft.com/office/drawing/2016/ink" xmlns:am3d="http://schemas.microsoft.com/office/drawing/2017/model3d" xmlns:o="urn:schemas-microsoft-com:office:office" xmlns:oel="http://schemas.microsoft.com/office/2019/extlst" xmlns:r="http://schemas.openxmlformats.org/officeDocument/2006/relationships" xmlns:m="http://schemas.openxmlformats.org/officeDocument/2006/math" xmlns:v="urn:schemas-microsoft-com:vml" xmlns:wp14="http://schemas.microsoft.com/office/word/2010/wordprocessingDrawing" xmlns:wp="http://schemas.openxmlformats.org/drawingml/2006/wordprocessingDrawing" xmlns:w10="urn:schemas-microsoft-com:office:word" xmlns:w="http://schemas.openxmlformats.org/wordprocessingml/2006/main" xmlns:w14="http://schemas.microsoft.com/office/word/2010/wordml" xmlns:w15="http://schemas.microsoft.com/office/word/2012/wordml" xmlns:w16cex="http://schemas.microsoft.com/office/word/2018/wordml/cex" xmlns:w16cid="http://schemas.microsoft.com/office/word/2016/wordml/cid" xmlns:w16="http://schemas.microsoft.com/office/word/2018/wordml" xmlns:w16du="http://schemas.microsoft.com/office/word/2023/wordml/word16du" xmlns:w16sdtdh="http://schemas.microsoft.com/office/word/2020/wordml/sdtdatahash" xmlns:w16se="http://schemas.microsoft.com/office/word/2015/wordml/symex" xmlns:wpg="http://schemas.microsoft.com/office/word/2010/wordprocessingGroup" xmlns:wpi="http://schemas.microsoft.com/office/word/2010/wordprocessingInk" xmlns:wne="http://schemas.microsoft.com/office/word/2006/wordml" xmlns:wps="http://schemas.microsoft.com/office/word/2010/wordprocessingShape" mc:Ignorable="w14 w15 w16se w16cid w16 w16cex w16sdtdh w16du wp14">
+<w:endnotes xmlns:wpc="http://schemas.microsoft.com/office/word/2010/wordprocessingCanvas" xmlns:cx="http://schemas.microsoft.com/office/drawing/2014/chartex" xmlns:cx1="http://schemas.microsoft.com/office/drawing/2015/9/8/chartex" xmlns:cx2="http://schemas.microsoft.com/office/drawing/2015/10/21/chartex" xmlns:cx3="http://schemas.microsoft.com/office/drawing/2016/5/9/chartex" xmlns:cx4="http://schemas.microsoft.com/office/drawing/2016/5/10/chartex" xmlns:cx5="http://schemas.microsoft.com/office/drawing/2016/5/11/chartex" xmlns:cx6="http://schemas.microsoft.com/office/drawing/2016/5/12/chartex" xmlns:cx7="http://schemas.microsoft.com/office/drawing/2016/5/13/chartex" xmlns:cx8="http://schemas.microsoft.com/office/drawing/2016/5/14/chartex" xmlns:mc="http://schemas.openxmlformats.org/markup-compatibility/2006" xmlns:aink="http://schemas.microsoft.com/office/drawing/2016/ink" xmlns:am3d="http://schemas.microsoft.com/office/drawing/2017/model3d" xmlns:o="urn:schemas-microsoft-com:office:office" xmlns:oel="http://schemas.microsoft.com/office/2019/extlst" xmlns:r="http://schemas.openxmlformats.org/officeDocument/2006/relationships" xmlns:m="http://schemas.openxmlformats.org/officeDocument/2006/math" xmlns:v="urn:schemas-microsoft-com:vml" xmlns:wp14="http://schemas.microsoft.com/office/word/2010/wordprocessingDrawing" xmlns:wp="http://schemas.openxmlformats.org/drawingml/2006/wordprocessingDrawing" xmlns:w10="urn:schemas-microsoft-com:office:word" xmlns:w="http://schemas.openxmlformats.org/wordprocessingml/2006/main" xmlns:w14="http://schemas.microsoft.com/office/word/2010/wordml" xmlns:w15="http://schemas.microsoft.com/office/word/2012/wordml" xmlns:w16cex="http://schemas.microsoft.com/office/word/2018/wordml/cex" xmlns:w16cid="http://schemas.microsoft.com/office/word/2016/wordml/cid" xmlns:w16="http://schemas.microsoft.com/office/word/2018/wordml" xmlns:w16du="http://schemas.microsoft.com/office/word/2023/wordml/word16du" xmlns:w16sdtdh="http://schemas.microsoft.com/office/word/2020/wordml/sdtdatahash" xmlns:w16sdtfl="http://schemas.microsoft.com/office/word/2024/wordml/sdtformatlock" xmlns:w16se="http://schemas.microsoft.com/office/word/2015/wordml/symex" xmlns:wpg="http://schemas.microsoft.com/office/word/2010/wordprocessingGroup" xmlns:wpi="http://schemas.microsoft.com/office/word/2010/wordprocessingInk" xmlns:wne="http://schemas.microsoft.com/office/word/2006/wordml" xmlns:wps="http://schemas.microsoft.com/office/word/2010/wordprocessingShape" mc:Ignorable="w14 w15 w16se w16cid w16 w16cex w16sdtdh w16sdtfl w16du wp14">
   <w:endnote w:type="separator" w:id="-1">
     <w:p>
       <w:r>
@@ -10493,7 +10633,7 @@
 </file>
 
 <file path=word/footer1.xml><?xml version="1.0" encoding="utf-8"?>
-<w:ftr xmlns:wpc="http://schemas.microsoft.com/office/word/2010/wordprocessingCanvas" xmlns:cx="http://schemas.microsoft.com/office/drawing/2014/chartex" xmlns:cx1="http://schemas.microsoft.com/office/drawing/2015/9/8/chartex" xmlns:cx2="http://schemas.microsoft.com/office/drawing/2015/10/21/chartex" xmlns:cx3="http://schemas.microsoft.com/office/drawing/2016/5/9/chartex" xmlns:cx4="http://schemas.microsoft.com/office/drawing/2016/5/10/chartex" xmlns:cx5="http://schemas.microsoft.com/office/drawing/2016/5/11/chartex" xmlns:cx6="http://schemas.microsoft.com/office/drawing/2016/5/12/chartex" xmlns:cx7="http://schemas.microsoft.com/office/drawing/2016/5/13/chartex" xmlns:cx8="http://schemas.microsoft.com/office/drawing/2016/5/14/chartex" xmlns:mc="http://schemas.openxmlformats.org/markup-compatibility/2006" xmlns:aink="http://schemas.microsoft.com/office/drawing/2016/ink" xmlns:am3d="http://schemas.microsoft.com/office/drawing/2017/model3d" xmlns:o="urn:schemas-microsoft-com:office:office" xmlns:oel="http://schemas.microsoft.com/office/2019/extlst" xmlns:r="http://schemas.openxmlformats.org/officeDocument/2006/relationships" xmlns:m="http://schemas.openxmlformats.org/officeDocument/2006/math" xmlns:v="urn:schemas-microsoft-com:vml" xmlns:wp14="http://schemas.microsoft.com/office/word/2010/wordprocessingDrawing" xmlns:wp="http://schemas.openxmlformats.org/drawingml/2006/wordprocessingDrawing" xmlns:w10="urn:schemas-microsoft-com:office:word" xmlns:w="http://schemas.openxmlformats.org/wordprocessingml/2006/main" xmlns:w14="http://schemas.microsoft.com/office/word/2010/wordml" xmlns:w15="http://schemas.microsoft.com/office/word/2012/wordml" xmlns:w16cex="http://schemas.microsoft.com/office/word/2018/wordml/cex" xmlns:w16cid="http://schemas.microsoft.com/office/word/2016/wordml/cid" xmlns:w16="http://schemas.microsoft.com/office/word/2018/wordml" xmlns:w16du="http://schemas.microsoft.com/office/word/2023/wordml/word16du" xmlns:w16sdtdh="http://schemas.microsoft.com/office/word/2020/wordml/sdtdatahash" xmlns:w16se="http://schemas.microsoft.com/office/word/2015/wordml/symex" xmlns:wpg="http://schemas.microsoft.com/office/word/2010/wordprocessingGroup" xmlns:wpi="http://schemas.microsoft.com/office/word/2010/wordprocessingInk" xmlns:wne="http://schemas.microsoft.com/office/word/2006/wordml" xmlns:wps="http://schemas.microsoft.com/office/word/2010/wordprocessingShape" mc:Ignorable="w14 w15 w16se w16cid w16 w16cex w16sdtdh w16du wp14">
+<w:ftr xmlns:wpc="http://schemas.microsoft.com/office/word/2010/wordprocessingCanvas" xmlns:cx="http://schemas.microsoft.com/office/drawing/2014/chartex" xmlns:cx1="http://schemas.microsoft.com/office/drawing/2015/9/8/chartex" xmlns:cx2="http://schemas.microsoft.com/office/drawing/2015/10/21/chartex" xmlns:cx3="http://schemas.microsoft.com/office/drawing/2016/5/9/chartex" xmlns:cx4="http://schemas.microsoft.com/office/drawing/2016/5/10/chartex" xmlns:cx5="http://schemas.microsoft.com/office/drawing/2016/5/11/chartex" xmlns:cx6="http://schemas.microsoft.com/office/drawing/2016/5/12/chartex" xmlns:cx7="http://schemas.microsoft.com/office/drawing/2016/5/13/chartex" xmlns:cx8="http://schemas.microsoft.com/office/drawing/2016/5/14/chartex" xmlns:mc="http://schemas.openxmlformats.org/markup-compatibility/2006" xmlns:aink="http://schemas.microsoft.com/office/drawing/2016/ink" xmlns:am3d="http://schemas.microsoft.com/office/drawing/2017/model3d" xmlns:o="urn:schemas-microsoft-com:office:office" xmlns:oel="http://schemas.microsoft.com/office/2019/extlst" xmlns:r="http://schemas.openxmlformats.org/officeDocument/2006/relationships" xmlns:m="http://schemas.openxmlformats.org/officeDocument/2006/math" xmlns:v="urn:schemas-microsoft-com:vml" xmlns:wp14="http://schemas.microsoft.com/office/word/2010/wordprocessingDrawing" xmlns:wp="http://schemas.openxmlformats.org/drawingml/2006/wordprocessingDrawing" xmlns:w10="urn:schemas-microsoft-com:office:word" xmlns:w="http://schemas.openxmlformats.org/wordprocessingml/2006/main" xmlns:w14="http://schemas.microsoft.com/office/word/2010/wordml" xmlns:w15="http://schemas.microsoft.com/office/word/2012/wordml" xmlns:w16cex="http://schemas.microsoft.com/office/word/2018/wordml/cex" xmlns:w16cid="http://schemas.microsoft.com/office/word/2016/wordml/cid" xmlns:w16="http://schemas.microsoft.com/office/word/2018/wordml" xmlns:w16du="http://schemas.microsoft.com/office/word/2023/wordml/word16du" xmlns:w16sdtdh="http://schemas.microsoft.com/office/word/2020/wordml/sdtdatahash" xmlns:w16sdtfl="http://schemas.microsoft.com/office/word/2024/wordml/sdtformatlock" xmlns:w16se="http://schemas.microsoft.com/office/word/2015/wordml/symex" xmlns:wpg="http://schemas.microsoft.com/office/word/2010/wordprocessingGroup" xmlns:wpi="http://schemas.microsoft.com/office/word/2010/wordprocessingInk" xmlns:wne="http://schemas.microsoft.com/office/word/2006/wordml" xmlns:wps="http://schemas.microsoft.com/office/word/2010/wordprocessingShape" mc:Ignorable="w14 w15 w16se w16cid w16 w16cex w16sdtdh w16sdtfl w16du wp14">
   <w:p>
     <w:pPr>
       <w:pBdr>
@@ -10616,7 +10756,7 @@
 </file>
 
 <file path=word/footnotes.xml><?xml version="1.0" encoding="utf-8"?>
-<w:footnotes xmlns:wpc="http://schemas.microsoft.com/office/word/2010/wordprocessingCanvas" xmlns:cx="http://schemas.microsoft.com/office/drawing/2014/chartex" xmlns:cx1="http://schemas.microsoft.com/office/drawing/2015/9/8/chartex" xmlns:cx2="http://schemas.microsoft.com/office/drawing/2015/10/21/chartex" xmlns:cx3="http://schemas.microsoft.com/office/drawing/2016/5/9/chartex" xmlns:cx4="http://schemas.microsoft.com/office/drawing/2016/5/10/chartex" xmlns:cx5="http://schemas.microsoft.com/office/drawing/2016/5/11/chartex" xmlns:cx6="http://schemas.microsoft.com/office/drawing/2016/5/12/chartex" xmlns:cx7="http://schemas.microsoft.com/office/drawing/2016/5/13/chartex" xmlns:cx8="http://schemas.microsoft.com/office/drawing/2016/5/14/chartex" xmlns:mc="http://schemas.openxmlformats.org/markup-compatibility/2006" xmlns:aink="http://schemas.microsoft.com/office/drawing/2016/ink" xmlns:am3d="http://schemas.microsoft.com/office/drawing/2017/model3d" xmlns:o="urn:schemas-microsoft-com:office:office" xmlns:oel="http://schemas.microsoft.com/office/2019/extlst" xmlns:r="http://schemas.openxmlformats.org/officeDocument/2006/relationships" xmlns:m="http://schemas.openxmlformats.org/officeDocument/2006/math" xmlns:v="urn:schemas-microsoft-com:vml" xmlns:wp14="http://schemas.microsoft.com/office/word/2010/wordprocessingDrawing" xmlns:wp="http://schemas.openxmlformats.org/drawingml/2006/wordprocessingDrawing" xmlns:w10="urn:schemas-microsoft-com:office:word" xmlns:w="http://schemas.openxmlformats.org/wordprocessingml/2006/main" xmlns:w14="http://schemas.microsoft.com/office/word/2010/wordml" xmlns:w15="http://schemas.microsoft.com/office/word/2012/wordml" xmlns:w16cex="http://schemas.microsoft.com/office/word/2018/wordml/cex" xmlns:w16cid="http://schemas.microsoft.com/office/word/2016/wordml/cid" xmlns:w16="http://schemas.microsoft.com/office/word/2018/wordml" xmlns:w16du="http://schemas.microsoft.com/office/word/2023/wordml/word16du" xmlns:w16sdtdh="http://schemas.microsoft.com/office/word/2020/wordml/sdtdatahash" xmlns:w16se="http://schemas.microsoft.com/office/word/2015/wordml/symex" xmlns:wpg="http://schemas.microsoft.com/office/word/2010/wordprocessingGroup" xmlns:wpi="http://schemas.microsoft.com/office/word/2010/wordprocessingInk" xmlns:wne="http://schemas.microsoft.com/office/word/2006/wordml" xmlns:wps="http://schemas.microsoft.com/office/word/2010/wordprocessingShape" mc:Ignorable="w14 w15 w16se w16cid w16 w16cex w16sdtdh w16du wp14">
+<w:footnotes xmlns:wpc="http://schemas.microsoft.com/office/word/2010/wordprocessingCanvas" xmlns:cx="http://schemas.microsoft.com/office/drawing/2014/chartex" xmlns:cx1="http://schemas.microsoft.com/office/drawing/2015/9/8/chartex" xmlns:cx2="http://schemas.microsoft.com/office/drawing/2015/10/21/chartex" xmlns:cx3="http://schemas.microsoft.com/office/drawing/2016/5/9/chartex" xmlns:cx4="http://schemas.microsoft.com/office/drawing/2016/5/10/chartex" xmlns:cx5="http://schemas.microsoft.com/office/drawing/2016/5/11/chartex" xmlns:cx6="http://schemas.microsoft.com/office/drawing/2016/5/12/chartex" xmlns:cx7="http://schemas.microsoft.com/office/drawing/2016/5/13/chartex" xmlns:cx8="http://schemas.microsoft.com/office/drawing/2016/5/14/chartex" xmlns:mc="http://schemas.openxmlformats.org/markup-compatibility/2006" xmlns:aink="http://schemas.microsoft.com/office/drawing/2016/ink" xmlns:am3d="http://schemas.microsoft.com/office/drawing/2017/model3d" xmlns:o="urn:schemas-microsoft-com:office:office" xmlns:oel="http://schemas.microsoft.com/office/2019/extlst" xmlns:r="http://schemas.openxmlformats.org/officeDocument/2006/relationships" xmlns:m="http://schemas.openxmlformats.org/officeDocument/2006/math" xmlns:v="urn:schemas-microsoft-com:vml" xmlns:wp14="http://schemas.microsoft.com/office/word/2010/wordprocessingDrawing" xmlns:wp="http://schemas.openxmlformats.org/drawingml/2006/wordprocessingDrawing" xmlns:w10="urn:schemas-microsoft-com:office:word" xmlns:w="http://schemas.openxmlformats.org/wordprocessingml/2006/main" xmlns:w14="http://schemas.microsoft.com/office/word/2010/wordml" xmlns:w15="http://schemas.microsoft.com/office/word/2012/wordml" xmlns:w16cex="http://schemas.microsoft.com/office/word/2018/wordml/cex" xmlns:w16cid="http://schemas.microsoft.com/office/word/2016/wordml/cid" xmlns:w16="http://schemas.microsoft.com/office/word/2018/wordml" xmlns:w16du="http://schemas.microsoft.com/office/word/2023/wordml/word16du" xmlns:w16sdtdh="http://schemas.microsoft.com/office/word/2020/wordml/sdtdatahash" xmlns:w16sdtfl="http://schemas.microsoft.com/office/word/2024/wordml/sdtformatlock" xmlns:w16se="http://schemas.microsoft.com/office/word/2015/wordml/symex" xmlns:wpg="http://schemas.microsoft.com/office/word/2010/wordprocessingGroup" xmlns:wpi="http://schemas.microsoft.com/office/word/2010/wordprocessingInk" xmlns:wne="http://schemas.microsoft.com/office/word/2006/wordml" xmlns:wps="http://schemas.microsoft.com/office/word/2010/wordprocessingShape" mc:Ignorable="w14 w15 w16se w16cid w16 w16cex w16sdtdh w16sdtfl w16du wp14">
   <w:footnote w:type="separator" w:id="-1">
     <w:p>
       <w:r>
@@ -10635,7 +10775,7 @@
 </file>
 
 <file path=word/header1.xml><?xml version="1.0" encoding="utf-8"?>
-<w:hdr xmlns:wpc="http://schemas.microsoft.com/office/word/2010/wordprocessingCanvas" xmlns:cx="http://schemas.microsoft.com/office/drawing/2014/chartex" xmlns:cx1="http://schemas.microsoft.com/office/drawing/2015/9/8/chartex" xmlns:cx2="http://schemas.microsoft.com/office/drawing/2015/10/21/chartex" xmlns:cx3="http://schemas.microsoft.com/office/drawing/2016/5/9/chartex" xmlns:cx4="http://schemas.microsoft.com/office/drawing/2016/5/10/chartex" xmlns:cx5="http://schemas.microsoft.com/office/drawing/2016/5/11/chartex" xmlns:cx6="http://schemas.microsoft.com/office/drawing/2016/5/12/chartex" xmlns:cx7="http://schemas.microsoft.com/office/drawing/2016/5/13/chartex" xmlns:cx8="http://schemas.microsoft.com/office/drawing/2016/5/14/chartex" xmlns:mc="http://schemas.openxmlformats.org/markup-compatibility/2006" xmlns:aink="http://schemas.microsoft.com/office/drawing/2016/ink" xmlns:am3d="http://schemas.microsoft.com/office/drawing/2017/model3d" xmlns:o="urn:schemas-microsoft-com:office:office" xmlns:oel="http://schemas.microsoft.com/office/2019/extlst" xmlns:r="http://schemas.openxmlformats.org/officeDocument/2006/relationships" xmlns:m="http://schemas.openxmlformats.org/officeDocument/2006/math" xmlns:v="urn:schemas-microsoft-com:vml" xmlns:wp14="http://schemas.microsoft.com/office/word/2010/wordprocessingDrawing" xmlns:wp="http://schemas.openxmlformats.org/drawingml/2006/wordprocessingDrawing" xmlns:w10="urn:schemas-microsoft-com:office:word" xmlns:w="http://schemas.openxmlformats.org/wordprocessingml/2006/main" xmlns:w14="http://schemas.microsoft.com/office/word/2010/wordml" xmlns:w15="http://schemas.microsoft.com/office/word/2012/wordml" xmlns:w16cex="http://schemas.microsoft.com/office/word/2018/wordml/cex" xmlns:w16cid="http://schemas.microsoft.com/office/word/2016/wordml/cid" xmlns:w16="http://schemas.microsoft.com/office/word/2018/wordml" xmlns:w16du="http://schemas.microsoft.com/office/word/2023/wordml/word16du" xmlns:w16sdtdh="http://schemas.microsoft.com/office/word/2020/wordml/sdtdatahash" xmlns:w16se="http://schemas.microsoft.com/office/word/2015/wordml/symex" xmlns:wpg="http://schemas.microsoft.com/office/word/2010/wordprocessingGroup" xmlns:wpi="http://schemas.microsoft.com/office/word/2010/wordprocessingInk" xmlns:wne="http://schemas.microsoft.com/office/word/2006/wordml" xmlns:wps="http://schemas.microsoft.com/office/word/2010/wordprocessingShape" mc:Ignorable="w14 w15 w16se w16cid w16 w16cex w16sdtdh w16du wp14">
+<w:hdr xmlns:wpc="http://schemas.microsoft.com/office/word/2010/wordprocessingCanvas" xmlns:cx="http://schemas.microsoft.com/office/drawing/2014/chartex" xmlns:cx1="http://schemas.microsoft.com/office/drawing/2015/9/8/chartex" xmlns:cx2="http://schemas.microsoft.com/office/drawing/2015/10/21/chartex" xmlns:cx3="http://schemas.microsoft.com/office/drawing/2016/5/9/chartex" xmlns:cx4="http://schemas.microsoft.com/office/drawing/2016/5/10/chartex" xmlns:cx5="http://schemas.microsoft.com/office/drawing/2016/5/11/chartex" xmlns:cx6="http://schemas.microsoft.com/office/drawing/2016/5/12/chartex" xmlns:cx7="http://schemas.microsoft.com/office/drawing/2016/5/13/chartex" xmlns:cx8="http://schemas.microsoft.com/office/drawing/2016/5/14/chartex" xmlns:mc="http://schemas.openxmlformats.org/markup-compatibility/2006" xmlns:aink="http://schemas.microsoft.com/office/drawing/2016/ink" xmlns:am3d="http://schemas.microsoft.com/office/drawing/2017/model3d" xmlns:o="urn:schemas-microsoft-com:office:office" xmlns:oel="http://schemas.microsoft.com/office/2019/extlst" xmlns:r="http://schemas.openxmlformats.org/officeDocument/2006/relationships" xmlns:m="http://schemas.openxmlformats.org/officeDocument/2006/math" xmlns:v="urn:schemas-microsoft-com:vml" xmlns:wp14="http://schemas.microsoft.com/office/word/2010/wordprocessingDrawing" xmlns:wp="http://schemas.openxmlformats.org/drawingml/2006/wordprocessingDrawing" xmlns:w10="urn:schemas-microsoft-com:office:word" xmlns:w="http://schemas.openxmlformats.org/wordprocessingml/2006/main" xmlns:w14="http://schemas.microsoft.com/office/word/2010/wordml" xmlns:w15="http://schemas.microsoft.com/office/word/2012/wordml" xmlns:w16cex="http://schemas.microsoft.com/office/word/2018/wordml/cex" xmlns:w16cid="http://schemas.microsoft.com/office/word/2016/wordml/cid" xmlns:w16="http://schemas.microsoft.com/office/word/2018/wordml" xmlns:w16du="http://schemas.microsoft.com/office/word/2023/wordml/word16du" xmlns:w16sdtdh="http://schemas.microsoft.com/office/word/2020/wordml/sdtdatahash" xmlns:w16sdtfl="http://schemas.microsoft.com/office/word/2024/wordml/sdtformatlock" xmlns:w16se="http://schemas.microsoft.com/office/word/2015/wordml/symex" xmlns:wpg="http://schemas.microsoft.com/office/word/2010/wordprocessingGroup" xmlns:wpi="http://schemas.microsoft.com/office/word/2010/wordprocessingInk" xmlns:wne="http://schemas.microsoft.com/office/word/2006/wordml" xmlns:wps="http://schemas.microsoft.com/office/word/2010/wordprocessingShape" mc:Ignorable="w14 w15 w16se w16cid w16 w16cex w16sdtdh w16sdtfl w16du wp14">
   <w:p>
     <w:pPr>
       <w:pBdr>
@@ -10657,7 +10797,7 @@
 </file>
 
 <file path=word/numbering.xml><?xml version="1.0" encoding="utf-8"?>
-<w:numbering xmlns:wpc="http://schemas.microsoft.com/office/word/2010/wordprocessingCanvas" xmlns:cx="http://schemas.microsoft.com/office/drawing/2014/chartex" xmlns:cx1="http://schemas.microsoft.com/office/drawing/2015/9/8/chartex" xmlns:cx2="http://schemas.microsoft.com/office/drawing/2015/10/21/chartex" xmlns:cx3="http://schemas.microsoft.com/office/drawing/2016/5/9/chartex" xmlns:cx4="http://schemas.microsoft.com/office/drawing/2016/5/10/chartex" xmlns:cx5="http://schemas.microsoft.com/office/drawing/2016/5/11/chartex" xmlns:cx6="http://schemas.microsoft.com/office/drawing/2016/5/12/chartex" xmlns:cx7="http://schemas.microsoft.com/office/drawing/2016/5/13/chartex" xmlns:cx8="http://schemas.microsoft.com/office/drawing/2016/5/14/chartex" xmlns:mc="http://schemas.openxmlformats.org/markup-compatibility/2006" xmlns:aink="http://schemas.microsoft.com/office/drawing/2016/ink" xmlns:am3d="http://schemas.microsoft.com/office/drawing/2017/model3d" xmlns:o="urn:schemas-microsoft-com:office:office" xmlns:oel="http://schemas.microsoft.com/office/2019/extlst" xmlns:r="http://schemas.openxmlformats.org/officeDocument/2006/relationships" xmlns:m="http://schemas.openxmlformats.org/officeDocument/2006/math" xmlns:v="urn:schemas-microsoft-com:vml" xmlns:wp14="http://schemas.microsoft.com/office/word/2010/wordprocessingDrawing" xmlns:wp="http://schemas.openxmlformats.org/drawingml/2006/wordprocessingDrawing" xmlns:w10="urn:schemas-microsoft-com:office:word" xmlns:w="http://schemas.openxmlformats.org/wordprocessingml/2006/main" xmlns:w14="http://schemas.microsoft.com/office/word/2010/wordml" xmlns:w15="http://schemas.microsoft.com/office/word/2012/wordml" xmlns:w16cex="http://schemas.microsoft.com/office/word/2018/wordml/cex" xmlns:w16cid="http://schemas.microsoft.com/office/word/2016/wordml/cid" xmlns:w16="http://schemas.microsoft.com/office/word/2018/wordml" xmlns:w16du="http://schemas.microsoft.com/office/word/2023/wordml/word16du" xmlns:w16sdtdh="http://schemas.microsoft.com/office/word/2020/wordml/sdtdatahash" xmlns:w16se="http://schemas.microsoft.com/office/word/2015/wordml/symex" xmlns:wpg="http://schemas.microsoft.com/office/word/2010/wordprocessingGroup" xmlns:wpi="http://schemas.microsoft.com/office/word/2010/wordprocessingInk" xmlns:wne="http://schemas.microsoft.com/office/word/2006/wordml" xmlns:wps="http://schemas.microsoft.com/office/word/2010/wordprocessingShape" mc:Ignorable="w14 w15 w16se w16cid w16 w16cex w16sdtdh w16du wp14">
+<w:numbering xmlns:wpc="http://schemas.microsoft.com/office/word/2010/wordprocessingCanvas" xmlns:cx="http://schemas.microsoft.com/office/drawing/2014/chartex" xmlns:cx1="http://schemas.microsoft.com/office/drawing/2015/9/8/chartex" xmlns:cx2="http://schemas.microsoft.com/office/drawing/2015/10/21/chartex" xmlns:cx3="http://schemas.microsoft.com/office/drawing/2016/5/9/chartex" xmlns:cx4="http://schemas.microsoft.com/office/drawing/2016/5/10/chartex" xmlns:cx5="http://schemas.microsoft.com/office/drawing/2016/5/11/chartex" xmlns:cx6="http://schemas.microsoft.com/office/drawing/2016/5/12/chartex" xmlns:cx7="http://schemas.microsoft.com/office/drawing/2016/5/13/chartex" xmlns:cx8="http://schemas.microsoft.com/office/drawing/2016/5/14/chartex" xmlns:mc="http://schemas.openxmlformats.org/markup-compatibility/2006" xmlns:aink="http://schemas.microsoft.com/office/drawing/2016/ink" xmlns:am3d="http://schemas.microsoft.com/office/drawing/2017/model3d" xmlns:o="urn:schemas-microsoft-com:office:office" xmlns:oel="http://schemas.microsoft.com/office/2019/extlst" xmlns:r="http://schemas.openxmlformats.org/officeDocument/2006/relationships" xmlns:m="http://schemas.openxmlformats.org/officeDocument/2006/math" xmlns:v="urn:schemas-microsoft-com:vml" xmlns:wp14="http://schemas.microsoft.com/office/word/2010/wordprocessingDrawing" xmlns:wp="http://schemas.openxmlformats.org/drawingml/2006/wordprocessingDrawing" xmlns:w10="urn:schemas-microsoft-com:office:word" xmlns:w="http://schemas.openxmlformats.org/wordprocessingml/2006/main" xmlns:w14="http://schemas.microsoft.com/office/word/2010/wordml" xmlns:w15="http://schemas.microsoft.com/office/word/2012/wordml" xmlns:w16cex="http://schemas.microsoft.com/office/word/2018/wordml/cex" xmlns:w16cid="http://schemas.microsoft.com/office/word/2016/wordml/cid" xmlns:w16="http://schemas.microsoft.com/office/word/2018/wordml" xmlns:w16du="http://schemas.microsoft.com/office/word/2023/wordml/word16du" xmlns:w16sdtdh="http://schemas.microsoft.com/office/word/2020/wordml/sdtdatahash" xmlns:w16sdtfl="http://schemas.microsoft.com/office/word/2024/wordml/sdtformatlock" xmlns:w16se="http://schemas.microsoft.com/office/word/2015/wordml/symex" xmlns:wpg="http://schemas.microsoft.com/office/word/2010/wordprocessingGroup" xmlns:wpi="http://schemas.microsoft.com/office/word/2010/wordprocessingInk" xmlns:wne="http://schemas.microsoft.com/office/word/2006/wordml" xmlns:wps="http://schemas.microsoft.com/office/word/2010/wordprocessingShape" mc:Ignorable="w14 w15 w16se w16cid w16 w16cex w16sdtdh w16sdtfl w16du wp14">
   <w:abstractNum w:abstractNumId="0" w15:restartNumberingAfterBreak="0">
     <w:nsid w:val="0F85160F"/>
     <w:multiLevelType w:val="hybridMultilevel"/>
@@ -10872,7 +11012,7 @@
 </file>
 
 <file path=word/styles.xml><?xml version="1.0" encoding="utf-8"?>
-<w:styles xmlns:mc="http://schemas.openxmlformats.org/markup-compatibility/2006" xmlns:r="http://schemas.openxmlformats.org/officeDocument/2006/relationships" xmlns:w="http://schemas.openxmlformats.org/wordprocessingml/2006/main" xmlns:w14="http://schemas.microsoft.com/office/word/2010/wordml" xmlns:w15="http://schemas.microsoft.com/office/word/2012/wordml" xmlns:w16cex="http://schemas.microsoft.com/office/word/2018/wordml/cex" xmlns:w16cid="http://schemas.microsoft.com/office/word/2016/wordml/cid" xmlns:w16="http://schemas.microsoft.com/office/word/2018/wordml" xmlns:w16du="http://schemas.microsoft.com/office/word/2023/wordml/word16du" xmlns:w16sdtdh="http://schemas.microsoft.com/office/word/2020/wordml/sdtdatahash" xmlns:w16se="http://schemas.microsoft.com/office/word/2015/wordml/symex" mc:Ignorable="w14 w15 w16se w16cid w16 w16cex w16sdtdh w16du">
+<w:styles xmlns:mc="http://schemas.openxmlformats.org/markup-compatibility/2006" xmlns:r="http://schemas.openxmlformats.org/officeDocument/2006/relationships" xmlns:w="http://schemas.openxmlformats.org/wordprocessingml/2006/main" xmlns:w14="http://schemas.microsoft.com/office/word/2010/wordml" xmlns:w15="http://schemas.microsoft.com/office/word/2012/wordml" xmlns:w16cex="http://schemas.microsoft.com/office/word/2018/wordml/cex" xmlns:w16cid="http://schemas.microsoft.com/office/word/2016/wordml/cid" xmlns:w16="http://schemas.microsoft.com/office/word/2018/wordml" xmlns:w16du="http://schemas.microsoft.com/office/word/2023/wordml/word16du" xmlns:w16sdtdh="http://schemas.microsoft.com/office/word/2020/wordml/sdtdatahash" xmlns:w16sdtfl="http://schemas.microsoft.com/office/word/2024/wordml/sdtformatlock" xmlns:w16se="http://schemas.microsoft.com/office/word/2015/wordml/symex" mc:Ignorable="w14 w15 w16se w16cid w16 w16cex w16sdtdh w16sdtfl w16du">
   <w:docDefaults>
     <w:rPrDefault>
       <w:rPr>
@@ -11361,7 +11501,6 @@
   <w:style w:type="character" w:default="1" w:styleId="DefaultParagraphFont">
     <w:name w:val="Default Paragraph Font"/>
     <w:uiPriority w:val="1"/>
-    <w:semiHidden/>
     <w:unhideWhenUsed/>
   </w:style>
   <w:style w:type="table" w:default="1" w:styleId="TableNormal">

--- a/docs/reports/MSE_Thesis_Proposal.docx
+++ b/docs/reports/MSE_Thesis_Proposal.docx
@@ -2138,7 +2138,13 @@
               <w:rPr>
                 <w:color w:val="000000"/>
               </w:rPr>
-              <w:t>Python, Parquet / SQLite</w:t>
+              <w:t xml:space="preserve">Python, Parquet / </w:t>
+            </w:r>
+            <w:r>
+              <w:rPr>
+                <w:color w:val="000000"/>
+              </w:rPr>
+              <w:t>DuckDB</w:t>
             </w:r>
           </w:p>
         </w:tc>
@@ -7891,7 +7897,13 @@
         <w:t>a minimum test failure rate of 1%</w:t>
       </w:r>
       <w:r>
-        <w:t xml:space="preserve"> across CI builds, verified against the loaded SQLite database (five projects qualify: </w:t>
+        <w:t xml:space="preserve"> across CI builds, verified against the loaded </w:t>
+      </w:r>
+      <w:r>
+        <w:t>DuckDB</w:t>
+      </w:r>
+      <w:r>
+        <w:t xml:space="preserve"> database (five projects qualify: </w:t>
       </w:r>
       <w:r>
         <w:rPr>
@@ -11501,6 +11513,7 @@
   <w:style w:type="character" w:default="1" w:styleId="DefaultParagraphFont">
     <w:name w:val="Default Paragraph Font"/>
     <w:uiPriority w:val="1"/>
+    <w:semiHidden/>
     <w:unhideWhenUsed/>
   </w:style>
   <w:style w:type="table" w:default="1" w:styleId="TableNormal">
